--- a/Ke-hoach-kiem-thu.docx
+++ b/Ke-hoach-kiem-thu.docx
@@ -36,7 +36,7 @@
           <v:shape id="_x0000_i1025" type="#_x0000_t75" style="width:468pt;height:57.75pt" o:ole="">
             <v:imagedata r:id="rId6" o:title=""/>
           </v:shape>
-          <o:OLEObject Type="Embed" ProgID="Word.Document.12" ShapeID="_x0000_i1025" DrawAspect="Content" ObjectID="_1828613901" r:id="rId7">
+          <o:OLEObject Type="Embed" ProgID="Word.Document.12" ShapeID="_x0000_i1025" DrawAspect="Content" ObjectID="_1831636446" r:id="rId7">
             <o:FieldCodes>\s</o:FieldCodes>
           </o:OLEObject>
         </w:object>
@@ -110,14 +110,13 @@
         <w:rPr>
           <w:rFonts w:ascii="Times New Roman" w:hAnsi="Times New Roman" w:cs="Times New Roman"/>
         </w:rPr>
-        <w:t>Kiểm thử phần mềm cho ứng dụng Microsoft Excel nhằm đảm bảo các tính năng cốt lõi về bảng tính, tính toán công thức và quản lý dữ liệu hoạt động chính xác, ổn định và đáp ứng nhu cầu xử lý con số của người dùng.</w:t>
+        <w:t>Kiểm thử đơn vị (Unit Testing) cho các module logic và giao diện thuộc Lab 6, tập trung vào việc xử lý ngoại lệ (Exception), quản lý lỗi (Error Collector) và kiểm thử tích hợp cơ sở dữ liệu cho các ứng dụng quản lý tổ chức, công việc và người dùng.</w:t>
       </w:r>
     </w:p>
     <w:p>
       <w:pPr>
         <w:rPr>
           <w:rFonts w:ascii="Times New Roman" w:hAnsi="Times New Roman" w:cs="Times New Roman"/>
-          <w:lang w:val="vi-VN"/>
         </w:rPr>
       </w:pPr>
       <w:r>
@@ -132,19 +131,7 @@
         <w:rPr>
           <w:rFonts w:ascii="Times New Roman" w:hAnsi="Times New Roman" w:cs="Times New Roman"/>
         </w:rPr>
-        <w:t xml:space="preserve"> </w:t>
-      </w:r>
-      <w:r>
-        <w:rPr>
-          <w:rFonts w:ascii="Times New Roman" w:hAnsi="Times New Roman" w:cs="Times New Roman"/>
-        </w:rPr>
-        <w:t>3</w:t>
-      </w:r>
-      <w:r>
-        <w:rPr>
-          <w:rFonts w:ascii="Times New Roman" w:hAnsi="Times New Roman" w:cs="Times New Roman"/>
-        </w:rPr>
-        <w:t xml:space="preserve"> tuần.</w:t>
+        <w:t xml:space="preserve"> 1 tuần (Thực hiện theo tiến độ bài Lab).</w:t>
       </w:r>
     </w:p>
     <w:p>
@@ -181,40 +168,36 @@
     </w:p>
     <w:p>
       <w:pPr>
-        <w:pStyle w:val="ListParagraph"/>
         <w:numPr>
           <w:ilvl w:val="0"/>
-          <w:numId w:val="14"/>
+          <w:numId w:val="15"/>
         </w:numPr>
-        <w:ind w:left="709"/>
-        <w:rPr>
-          <w:rFonts w:ascii="Times New Roman" w:hAnsi="Times New Roman" w:cs="Times New Roman"/>
-        </w:rPr>
-      </w:pPr>
-      <w:r>
-        <w:rPr>
-          <w:rFonts w:ascii="Times New Roman" w:hAnsi="Times New Roman" w:cs="Times New Roman"/>
-        </w:rPr>
-        <w:t>Máy tính cấu hình tối thiểu: CPU Dual-core 1.6 GHz hoặc nhanh hơn, RAM 4GB.</w:t>
+        <w:rPr>
+          <w:rFonts w:ascii="Times New Roman" w:hAnsi="Times New Roman" w:cs="Times New Roman"/>
+        </w:rPr>
+      </w:pPr>
+      <w:r>
+        <w:rPr>
+          <w:rFonts w:ascii="Times New Roman" w:hAnsi="Times New Roman" w:cs="Times New Roman"/>
+        </w:rPr>
+        <w:t>Máy tính cá nhân: CPU Intel Core i3 trở lên, RAM tối thiểu 8GB (để chạy mượt Docker và IntelliJ).</w:t>
       </w:r>
     </w:p>
     <w:p>
       <w:pPr>
-        <w:pStyle w:val="ListParagraph"/>
         <w:numPr>
           <w:ilvl w:val="0"/>
-          <w:numId w:val="14"/>
+          <w:numId w:val="15"/>
         </w:numPr>
-        <w:ind w:left="709"/>
-        <w:rPr>
-          <w:rFonts w:ascii="Times New Roman" w:hAnsi="Times New Roman" w:cs="Times New Roman"/>
-        </w:rPr>
-      </w:pPr>
-      <w:r>
-        <w:rPr>
-          <w:rFonts w:ascii="Times New Roman" w:hAnsi="Times New Roman" w:cs="Times New Roman"/>
-        </w:rPr>
-        <w:t>Dung lượng ổ cứng trống tối thiểu 4GB để cài đặt bộ Office.</w:t>
+        <w:rPr>
+          <w:rFonts w:ascii="Times New Roman" w:hAnsi="Times New Roman" w:cs="Times New Roman"/>
+        </w:rPr>
+      </w:pPr>
+      <w:r>
+        <w:rPr>
+          <w:rFonts w:ascii="Times New Roman" w:hAnsi="Times New Roman" w:cs="Times New Roman"/>
+        </w:rPr>
+        <w:t>Dung lượng ổ cứng trống: 10GB.</w:t>
       </w:r>
     </w:p>
     <w:p>
@@ -234,44 +217,74 @@
     </w:p>
     <w:p>
       <w:pPr>
-        <w:pStyle w:val="ListParagraph"/>
         <w:numPr>
           <w:ilvl w:val="0"/>
-          <w:numId w:val="14"/>
+          <w:numId w:val="16"/>
         </w:numPr>
-        <w:ind w:left="709"/>
-        <w:rPr>
-          <w:rFonts w:ascii="Times New Roman" w:hAnsi="Times New Roman" w:cs="Times New Roman"/>
-        </w:rPr>
-      </w:pPr>
-      <w:r>
-        <w:rPr>
-          <w:rFonts w:ascii="Times New Roman" w:hAnsi="Times New Roman" w:cs="Times New Roman"/>
-        </w:rPr>
-        <w:t>Ứng dụng Microsoft Excel (Phiên bản Office 2021 hoặc Microsoft 365).</w:t>
+        <w:rPr>
+          <w:rFonts w:ascii="Times New Roman" w:hAnsi="Times New Roman" w:cs="Times New Roman"/>
+        </w:rPr>
+      </w:pPr>
+      <w:r>
+        <w:rPr>
+          <w:rFonts w:ascii="Times New Roman" w:hAnsi="Times New Roman" w:cs="Times New Roman"/>
+        </w:rPr>
+        <w:t>IntelliJ IDEA (Phiên bản 2025.1 hoặc mới hơn).</w:t>
       </w:r>
     </w:p>
     <w:p>
       <w:pPr>
-        <w:pStyle w:val="ListParagraph"/>
         <w:numPr>
           <w:ilvl w:val="0"/>
-          <w:numId w:val="14"/>
+          <w:numId w:val="16"/>
         </w:numPr>
-        <w:ind w:left="709"/>
-        <w:rPr>
-          <w:rFonts w:ascii="Times New Roman" w:hAnsi="Times New Roman" w:cs="Times New Roman"/>
-        </w:rPr>
-      </w:pPr>
-      <w:r>
-        <w:rPr>
-          <w:rFonts w:ascii="Times New Roman" w:hAnsi="Times New Roman" w:cs="Times New Roman"/>
-        </w:rPr>
-        <w:t>Hệ điều hành Windows: 10, 11.</w:t>
+        <w:rPr>
+          <w:rFonts w:ascii="Times New Roman" w:hAnsi="Times New Roman" w:cs="Times New Roman"/>
+        </w:rPr>
+      </w:pPr>
+      <w:r>
+        <w:rPr>
+          <w:rFonts w:ascii="Times New Roman" w:hAnsi="Times New Roman" w:cs="Times New Roman"/>
+        </w:rPr>
+        <w:t>Docker Desktop (Chạy PostgreSQL Container).</w:t>
       </w:r>
     </w:p>
     <w:p>
       <w:pPr>
+        <w:numPr>
+          <w:ilvl w:val="0"/>
+          <w:numId w:val="16"/>
+        </w:numPr>
+        <w:rPr>
+          <w:rFonts w:ascii="Times New Roman" w:hAnsi="Times New Roman" w:cs="Times New Roman"/>
+        </w:rPr>
+      </w:pPr>
+      <w:r>
+        <w:rPr>
+          <w:rFonts w:ascii="Times New Roman" w:hAnsi="Times New Roman" w:cs="Times New Roman"/>
+        </w:rPr>
+        <w:t>JDK 17 Oracle OpenJDK.</w:t>
+      </w:r>
+    </w:p>
+    <w:p>
+      <w:pPr>
+        <w:numPr>
+          <w:ilvl w:val="0"/>
+          <w:numId w:val="16"/>
+        </w:numPr>
+        <w:rPr>
+          <w:rFonts w:ascii="Times New Roman" w:hAnsi="Times New Roman" w:cs="Times New Roman"/>
+        </w:rPr>
+      </w:pPr>
+      <w:r>
+        <w:rPr>
+          <w:rFonts w:ascii="Times New Roman" w:hAnsi="Times New Roman" w:cs="Times New Roman"/>
+        </w:rPr>
+        <w:t>Thư viện: JUnit 4.13.2, PostgreSQL Driver 42.7.2.</w:t>
+      </w:r>
+    </w:p>
+    <w:p>
+      <w:pPr>
         <w:rPr>
           <w:rFonts w:ascii="Times New Roman" w:hAnsi="Times New Roman" w:cs="Times New Roman"/>
         </w:rPr>
@@ -287,10 +300,9 @@
     </w:p>
     <w:p>
       <w:pPr>
-        <w:pStyle w:val="ListParagraph"/>
         <w:numPr>
           <w:ilvl w:val="0"/>
-          <w:numId w:val="14"/>
+          <w:numId w:val="17"/>
         </w:numPr>
         <w:rPr>
           <w:rFonts w:ascii="Times New Roman" w:hAnsi="Times New Roman" w:cs="Times New Roman"/>
@@ -300,7 +312,7 @@
         <w:rPr>
           <w:rFonts w:ascii="Times New Roman" w:hAnsi="Times New Roman" w:cs="Times New Roman"/>
         </w:rPr>
-        <w:t>Kỹ sư QA (Quality Assurance) có kinh nghiệm kiểm thử ứng dụng văn phòng.</w:t>
+        <w:t>Sinh viên thực hiện: Nguyễn Anh Khôi - MSSV: 1150080141.</w:t>
       </w:r>
     </w:p>
     <w:p>
@@ -320,10 +332,9 @@
     </w:p>
     <w:p>
       <w:pPr>
-        <w:pStyle w:val="ListParagraph"/>
         <w:numPr>
           <w:ilvl w:val="0"/>
-          <w:numId w:val="14"/>
+          <w:numId w:val="18"/>
         </w:numPr>
         <w:rPr>
           <w:rFonts w:ascii="Times New Roman" w:hAnsi="Times New Roman" w:cs="Times New Roman"/>
@@ -333,15 +344,14 @@
         <w:rPr>
           <w:rFonts w:ascii="Times New Roman" w:hAnsi="Times New Roman" w:cs="Times New Roman"/>
         </w:rPr>
-        <w:t>Đào tạo về quy trình kiểm thử thủ công.</w:t>
+        <w:t>Kỹ thuật sử dụng JUnit annotation: @Test(expected), @Rule.</w:t>
       </w:r>
     </w:p>
     <w:p>
       <w:pPr>
-        <w:pStyle w:val="ListParagraph"/>
         <w:numPr>
           <w:ilvl w:val="0"/>
-          <w:numId w:val="14"/>
+          <w:numId w:val="18"/>
         </w:numPr>
         <w:rPr>
           <w:rFonts w:ascii="Times New Roman" w:hAnsi="Times New Roman" w:cs="Times New Roman"/>
@@ -351,11 +361,28 @@
         <w:rPr>
           <w:rFonts w:ascii="Times New Roman" w:hAnsi="Times New Roman" w:cs="Times New Roman"/>
         </w:rPr>
-        <w:t>Hiểu biết về các hàm tính toán cơ bản và cấu trúc Workbook/Worksheet trong Excel.</w:t>
+        <w:t>Kỹ thuật kiểm thử phân vùng tương đương (Equivalence Partitioning).</w:t>
       </w:r>
     </w:p>
     <w:p>
       <w:pPr>
+        <w:numPr>
+          <w:ilvl w:val="0"/>
+          <w:numId w:val="18"/>
+        </w:numPr>
+        <w:rPr>
+          <w:rFonts w:ascii="Times New Roman" w:hAnsi="Times New Roman" w:cs="Times New Roman"/>
+        </w:rPr>
+      </w:pPr>
+      <w:r>
+        <w:rPr>
+          <w:rFonts w:ascii="Times New Roman" w:hAnsi="Times New Roman" w:cs="Times New Roman"/>
+        </w:rPr>
+        <w:t>Kiến thức về PostgreSQL và kết nối JDBC.</w:t>
+      </w:r>
+    </w:p>
+    <w:p>
+      <w:pPr>
         <w:rPr>
           <w:rFonts w:ascii="Times New Roman" w:hAnsi="Times New Roman" w:cs="Times New Roman"/>
           <w:b/>
@@ -383,15 +410,14 @@
           <w:b/>
           <w:bCs/>
         </w:rPr>
-        <w:t>a. Các tính năng mới cần kiểm thử:</w:t>
+        <w:t>a. Các tính năng cần kiểm thử:</w:t>
       </w:r>
     </w:p>
     <w:p>
       <w:pPr>
-        <w:pStyle w:val="ListParagraph"/>
         <w:numPr>
           <w:ilvl w:val="0"/>
-          <w:numId w:val="14"/>
+          <w:numId w:val="19"/>
         </w:numPr>
         <w:rPr>
           <w:rFonts w:ascii="Times New Roman" w:hAnsi="Times New Roman" w:cs="Times New Roman"/>
@@ -403,21 +429,21 @@
           <w:b/>
           <w:bCs/>
         </w:rPr>
-        <w:t>Workbook &amp; Sheet:</w:t>
-      </w:r>
-      <w:r>
-        <w:rPr>
-          <w:rFonts w:ascii="Times New Roman" w:hAnsi="Times New Roman" w:cs="Times New Roman"/>
-        </w:rPr>
-        <w:t xml:space="preserve"> Kiểm tra khả năng tạo mới (New Workbook), thêm/xóa/đổi tên các Worksheet (Sheet1, Sheet2...).</w:t>
+        <w:lastRenderedPageBreak/>
+        <w:t>Xử lý ngoại lệ toán học (Bài 1):</w:t>
+      </w:r>
+      <w:r>
+        <w:rPr>
+          <w:rFonts w:ascii="Times New Roman" w:hAnsi="Times New Roman" w:cs="Times New Roman"/>
+        </w:rPr>
+        <w:t xml:space="preserve"> Kiểm tra lỗi chia cho 0 sử dụng ArithmeticException.</w:t>
       </w:r>
     </w:p>
     <w:p>
       <w:pPr>
-        <w:pStyle w:val="ListParagraph"/>
         <w:numPr>
           <w:ilvl w:val="0"/>
-          <w:numId w:val="14"/>
+          <w:numId w:val="19"/>
         </w:numPr>
         <w:rPr>
           <w:rFonts w:ascii="Times New Roman" w:hAnsi="Times New Roman" w:cs="Times New Roman"/>
@@ -429,21 +455,20 @@
           <w:b/>
           <w:bCs/>
         </w:rPr>
-        <w:t>Data Entry:</w:t>
-      </w:r>
-      <w:r>
-        <w:rPr>
-          <w:rFonts w:ascii="Times New Roman" w:hAnsi="Times New Roman" w:cs="Times New Roman"/>
-        </w:rPr>
-        <w:t xml:space="preserve"> Kiểm tra việc nhập các loại dữ liệu khác nhau (Số, Văn bản, Ngày tháng) vào ô (Cell).</w:t>
+        <w:t>Kiểm thử biên &amp; Ngoại lệ (Bài 2):</w:t>
+      </w:r>
+      <w:r>
+        <w:rPr>
+          <w:rFonts w:ascii="Times New Roman" w:hAnsi="Times New Roman" w:cs="Times New Roman"/>
+        </w:rPr>
+        <w:t xml:space="preserve"> Kiểm tra tính hợp lệ của trường Tuổi (Age) trong lớp Person bằng 3 cách: @Test(expected), ExpectedException Rule, và try-catch.</w:t>
       </w:r>
     </w:p>
     <w:p>
       <w:pPr>
-        <w:pStyle w:val="ListParagraph"/>
         <w:numPr>
           <w:ilvl w:val="0"/>
-          <w:numId w:val="14"/>
+          <w:numId w:val="19"/>
         </w:numPr>
         <w:rPr>
           <w:rFonts w:ascii="Times New Roman" w:hAnsi="Times New Roman" w:cs="Times New Roman"/>
@@ -455,21 +480,20 @@
           <w:b/>
           <w:bCs/>
         </w:rPr>
-        <w:t>Save/Save As:</w:t>
-      </w:r>
-      <w:r>
-        <w:rPr>
-          <w:rFonts w:ascii="Times New Roman" w:hAnsi="Times New Roman" w:cs="Times New Roman"/>
-        </w:rPr>
-        <w:t xml:space="preserve"> Kiểm tra lưu tệp với định dạng tiêu chuẩn .xlsx và các định dạng khác như .csv, .pdf.</w:t>
+        <w:t>Quản lý lỗi tập trung (Bài 3):</w:t>
+      </w:r>
+      <w:r>
+        <w:rPr>
+          <w:rFonts w:ascii="Times New Roman" w:hAnsi="Times New Roman" w:cs="Times New Roman"/>
+        </w:rPr>
+        <w:t xml:space="preserve"> Sử dụng ErrorCollector để ghi lại nhiều lỗi mà không làm dừng chương trình.</w:t>
       </w:r>
     </w:p>
     <w:p>
       <w:pPr>
-        <w:pStyle w:val="ListParagraph"/>
         <w:numPr>
           <w:ilvl w:val="0"/>
-          <w:numId w:val="14"/>
+          <w:numId w:val="19"/>
         </w:numPr>
         <w:rPr>
           <w:rFonts w:ascii="Times New Roman" w:hAnsi="Times New Roman" w:cs="Times New Roman"/>
@@ -481,22 +505,20 @@
           <w:b/>
           <w:bCs/>
         </w:rPr>
-        <w:lastRenderedPageBreak/>
-        <w:t>Formula:</w:t>
-      </w:r>
-      <w:r>
-        <w:rPr>
-          <w:rFonts w:ascii="Times New Roman" w:hAnsi="Times New Roman" w:cs="Times New Roman"/>
-        </w:rPr>
-        <w:t xml:space="preserve"> Kiểm tra các hàm tính toán cơ bản như SUM, AVERAGE, MIN, MAX.</w:t>
+        <w:t>Tích hợp CSDL (Bài 4):</w:t>
+      </w:r>
+      <w:r>
+        <w:rPr>
+          <w:rFonts w:ascii="Times New Roman" w:hAnsi="Times New Roman" w:cs="Times New Roman"/>
+        </w:rPr>
+        <w:t xml:space="preserve"> Kiểm tra tính năng thêm mới đơn vị tổ chức (Organization Unit) kết nối Docker Postgres (Port 5433).</w:t>
       </w:r>
     </w:p>
     <w:p>
       <w:pPr>
-        <w:pStyle w:val="ListParagraph"/>
         <w:numPr>
           <w:ilvl w:val="0"/>
-          <w:numId w:val="14"/>
+          <w:numId w:val="19"/>
         </w:numPr>
         <w:rPr>
           <w:rFonts w:ascii="Times New Roman" w:hAnsi="Times New Roman" w:cs="Times New Roman"/>
@@ -508,21 +530,20 @@
           <w:b/>
           <w:bCs/>
         </w:rPr>
-        <w:t>Sort &amp; Filter:</w:t>
-      </w:r>
-      <w:r>
-        <w:rPr>
-          <w:rFonts w:ascii="Times New Roman" w:hAnsi="Times New Roman" w:cs="Times New Roman"/>
-        </w:rPr>
-        <w:t xml:space="preserve"> Kiểm tra khả năng sắp xếp dữ liệu (A-Z, Z-A) và lọc dữ liệu (Filter) theo điều kiện.</w:t>
+        <w:t>Kiểm thử phân vùng tương đương (Bài 5):</w:t>
+      </w:r>
+      <w:r>
+        <w:rPr>
+          <w:rFonts w:ascii="Times New Roman" w:hAnsi="Times New Roman" w:cs="Times New Roman"/>
+        </w:rPr>
+        <w:t xml:space="preserve"> Kiểm tra màn hình "Add Job Title" (OrangeHRM) theo các biên dữ liệu rỗng, hợp lệ và quá dài.</w:t>
       </w:r>
     </w:p>
     <w:p>
       <w:pPr>
-        <w:pStyle w:val="ListParagraph"/>
         <w:numPr>
           <w:ilvl w:val="0"/>
-          <w:numId w:val="14"/>
+          <w:numId w:val="19"/>
         </w:numPr>
         <w:rPr>
           <w:rFonts w:ascii="Times New Roman" w:hAnsi="Times New Roman" w:cs="Times New Roman"/>
@@ -534,65 +555,164 @@
           <w:b/>
           <w:bCs/>
         </w:rPr>
-        <w:t>AutoFill:</w:t>
-      </w:r>
-      <w:r>
-        <w:rPr>
-          <w:rFonts w:ascii="Times New Roman" w:hAnsi="Times New Roman" w:cs="Times New Roman"/>
-        </w:rPr>
-        <w:t xml:space="preserve"> Kiểm tra tính năng kéo điền dữ liệu tự động theo chuỗi (Series).</w:t>
+        <w:t>Kiểm thử tổng hợp (Bài 6):</w:t>
+      </w:r>
+      <w:r>
+        <w:rPr>
+          <w:rFonts w:ascii="Times New Roman" w:hAnsi="Times New Roman" w:cs="Times New Roman"/>
+        </w:rPr>
+        <w:t xml:space="preserve"> Kiểm tra màn hình "User Edition" (NGHIENPHIM) bao gồm Username, Password và Email định dạng chuẩn.</w:t>
       </w:r>
     </w:p>
     <w:p>
       <w:pPr>
-        <w:pStyle w:val="ListParagraph"/>
+        <w:rPr>
+          <w:rFonts w:ascii="Times New Roman" w:hAnsi="Times New Roman" w:cs="Times New Roman"/>
+        </w:rPr>
+      </w:pPr>
+      <w:r>
+        <w:rPr>
+          <w:rFonts w:ascii="Times New Roman" w:hAnsi="Times New Roman" w:cs="Times New Roman"/>
+          <w:b/>
+          <w:bCs/>
+        </w:rPr>
+        <w:t>b. Phương pháp kiểm thử:</w:t>
+      </w:r>
+    </w:p>
+    <w:p>
+      <w:pPr>
         <w:numPr>
           <w:ilvl w:val="0"/>
-          <w:numId w:val="14"/>
+          <w:numId w:val="20"/>
         </w:numPr>
         <w:rPr>
           <w:rFonts w:ascii="Times New Roman" w:hAnsi="Times New Roman" w:cs="Times New Roman"/>
         </w:rPr>
       </w:pPr>
       <w:r>
+        <w:rPr>
+          <w:rFonts w:ascii="Times New Roman" w:hAnsi="Times New Roman" w:cs="Times New Roman"/>
+        </w:rPr>
+        <w:t>Kiểm thử hộp trắng (White-box testing) cho logic code.</w:t>
+      </w:r>
+    </w:p>
+    <w:p>
+      <w:pPr>
+        <w:numPr>
+          <w:ilvl w:val="0"/>
+          <w:numId w:val="20"/>
+        </w:numPr>
+        <w:rPr>
+          <w:rFonts w:ascii="Times New Roman" w:hAnsi="Times New Roman" w:cs="Times New Roman"/>
+        </w:rPr>
+      </w:pPr>
+      <w:r>
+        <w:rPr>
+          <w:rFonts w:ascii="Times New Roman" w:hAnsi="Times New Roman" w:cs="Times New Roman"/>
+        </w:rPr>
+        <w:t>Kiểm thử hộp đen (Black-box testing) cho giao diện Swing.</w:t>
+      </w:r>
+    </w:p>
+    <w:p>
+      <w:pPr>
+        <w:numPr>
+          <w:ilvl w:val="0"/>
+          <w:numId w:val="20"/>
+        </w:numPr>
+        <w:rPr>
+          <w:rFonts w:ascii="Times New Roman" w:hAnsi="Times New Roman" w:cs="Times New Roman"/>
+        </w:rPr>
+      </w:pPr>
+      <w:r>
+        <w:rPr>
+          <w:rFonts w:ascii="Times New Roman" w:hAnsi="Times New Roman" w:cs="Times New Roman"/>
+        </w:rPr>
+        <w:t>Kiểm thử hồi quy: Đảm bảo các lỗi đã sửa không xuất hiện lại khi thêm tính năng mới.</w:t>
+      </w:r>
+    </w:p>
+    <w:p>
+      <w:pPr>
         <w:rPr>
           <w:rFonts w:ascii="Times New Roman" w:hAnsi="Times New Roman" w:cs="Times New Roman"/>
           <w:b/>
           <w:bCs/>
         </w:rPr>
-        <w:t>Formatting:</w:t>
-      </w:r>
-      <w:r>
-        <w:rPr>
-          <w:rFonts w:ascii="Times New Roman" w:hAnsi="Times New Roman" w:cs="Times New Roman"/>
-        </w:rPr>
-        <w:t xml:space="preserve"> Kiểm tra định dạng ô (In đậm, màu nền, căn lề) và định dạng số (Currency, Percentage).</w:t>
+      </w:pPr>
+      <w:r>
+        <w:rPr>
+          <w:rFonts w:ascii="Times New Roman" w:hAnsi="Times New Roman" w:cs="Times New Roman"/>
+          <w:b/>
+          <w:bCs/>
+        </w:rPr>
+        <w:t>4. Các tính năng không được kiểm thử</w:t>
       </w:r>
     </w:p>
     <w:p>
       <w:pPr>
-        <w:pStyle w:val="ListParagraph"/>
         <w:numPr>
           <w:ilvl w:val="0"/>
-          <w:numId w:val="14"/>
+          <w:numId w:val="21"/>
         </w:numPr>
         <w:rPr>
           <w:rFonts w:ascii="Times New Roman" w:hAnsi="Times New Roman" w:cs="Times New Roman"/>
         </w:rPr>
       </w:pPr>
       <w:r>
+        <w:rPr>
+          <w:rFonts w:ascii="Times New Roman" w:hAnsi="Times New Roman" w:cs="Times New Roman"/>
+        </w:rPr>
+        <w:t>Giao diện Web/Mobile thực tế (Chỉ dùng Swing mô phỏng).</w:t>
+      </w:r>
+    </w:p>
+    <w:p>
+      <w:pPr>
+        <w:numPr>
+          <w:ilvl w:val="0"/>
+          <w:numId w:val="21"/>
+        </w:numPr>
+        <w:rPr>
+          <w:rFonts w:ascii="Times New Roman" w:hAnsi="Times New Roman" w:cs="Times New Roman"/>
+        </w:rPr>
+      </w:pPr>
+      <w:r>
+        <w:rPr>
+          <w:rFonts w:ascii="Times New Roman" w:hAnsi="Times New Roman" w:cs="Times New Roman"/>
+        </w:rPr>
+        <w:t>Bảo mật chuyên sâu (SQL Injection, XSS).</w:t>
+      </w:r>
+    </w:p>
+    <w:p>
+      <w:pPr>
+        <w:numPr>
+          <w:ilvl w:val="0"/>
+          <w:numId w:val="21"/>
+        </w:numPr>
+        <w:rPr>
+          <w:rFonts w:ascii="Times New Roman" w:hAnsi="Times New Roman" w:cs="Times New Roman"/>
+        </w:rPr>
+      </w:pPr>
+      <w:r>
+        <w:rPr>
+          <w:rFonts w:ascii="Times New Roman" w:hAnsi="Times New Roman" w:cs="Times New Roman"/>
+        </w:rPr>
+        <w:t>Kiểm thử hiệu năng (Performance testing) khi có hàng triệu bản ghi.</w:t>
+      </w:r>
+    </w:p>
+    <w:p>
+      <w:pPr>
         <w:rPr>
           <w:rFonts w:ascii="Times New Roman" w:hAnsi="Times New Roman" w:cs="Times New Roman"/>
           <w:b/>
           <w:bCs/>
         </w:rPr>
-        <w:t>Find &amp; Replace:</w:t>
-      </w:r>
-      <w:r>
-        <w:rPr>
-          <w:rFonts w:ascii="Times New Roman" w:hAnsi="Times New Roman" w:cs="Times New Roman"/>
-        </w:rPr>
-        <w:t xml:space="preserve"> Kiểm tra khả năng tìm kiếm và thay thế dữ liệu trong toàn bộ bảng tính.</w:t>
+      </w:pPr>
+      <w:r>
+        <w:rPr>
+          <w:rFonts w:ascii="Times New Roman" w:hAnsi="Times New Roman" w:cs="Times New Roman"/>
+          <w:b/>
+          <w:bCs/>
+        </w:rPr>
+        <w:t>5. Các đầu ra của kiểm thử</w:t>
       </w:r>
     </w:p>
     <w:p>
@@ -607,15 +727,14 @@
           <w:b/>
           <w:bCs/>
         </w:rPr>
-        <w:t>b. Kiểm thử hồi quy:</w:t>
+        <w:t>a. Tóm tắt kiểm thử:</w:t>
       </w:r>
     </w:p>
     <w:p>
       <w:pPr>
-        <w:pStyle w:val="ListParagraph"/>
         <w:numPr>
           <w:ilvl w:val="0"/>
-          <w:numId w:val="14"/>
+          <w:numId w:val="22"/>
         </w:numPr>
         <w:rPr>
           <w:rFonts w:ascii="Times New Roman" w:hAnsi="Times New Roman" w:cs="Times New Roman"/>
@@ -625,33 +744,126 @@
         <w:rPr>
           <w:rFonts w:ascii="Times New Roman" w:hAnsi="Times New Roman" w:cs="Times New Roman"/>
         </w:rPr>
-        <w:t>Kiểm tra lại khả năng mở các tệp Excel cũ (.xls) để đảm bảo tính tương thích ngược và không làm hỏng định dạng dữ liệu cũ.</w:t>
+        <w:t>Báo cáo tỷ lệ Pass/Fail qua thanh trạng thái JUnit (Green Bar/Red Bar).</w:t>
       </w:r>
     </w:p>
     <w:p>
       <w:pPr>
+        <w:numPr>
+          <w:ilvl w:val="0"/>
+          <w:numId w:val="22"/>
+        </w:numPr>
+        <w:rPr>
+          <w:rFonts w:ascii="Times New Roman" w:hAnsi="Times New Roman" w:cs="Times New Roman"/>
+        </w:rPr>
+      </w:pPr>
+      <w:r>
+        <w:rPr>
+          <w:rFonts w:ascii="Times New Roman" w:hAnsi="Times New Roman" w:cs="Times New Roman"/>
+        </w:rPr>
+        <w:t>Kết quả thực thi từ TestRunner bài 3.</w:t>
+      </w:r>
+    </w:p>
+    <w:p>
+      <w:pPr>
+        <w:rPr>
+          <w:rFonts w:ascii="Times New Roman" w:hAnsi="Times New Roman" w:cs="Times New Roman"/>
+        </w:rPr>
+      </w:pPr>
+      <w:r>
         <w:rPr>
           <w:rFonts w:ascii="Times New Roman" w:hAnsi="Times New Roman" w:cs="Times New Roman"/>
           <w:b/>
           <w:bCs/>
         </w:rPr>
-      </w:pPr>
-      <w:r>
+        <w:t>b. Báo cáo lỗi (Bug Report):</w:t>
+      </w:r>
+    </w:p>
+    <w:p>
+      <w:pPr>
+        <w:numPr>
+          <w:ilvl w:val="0"/>
+          <w:numId w:val="23"/>
+        </w:numPr>
+        <w:rPr>
+          <w:rFonts w:ascii="Times New Roman" w:hAnsi="Times New Roman" w:cs="Times New Roman"/>
+        </w:rPr>
+      </w:pPr>
+      <w:r>
+        <w:rPr>
+          <w:rFonts w:ascii="Times New Roman" w:hAnsi="Times New Roman" w:cs="Times New Roman"/>
+        </w:rPr>
+        <w:t>Chi tiết lỗi được in ra qua failure.toString() hoặc collector.addError.</w:t>
+      </w:r>
+    </w:p>
+    <w:p>
+      <w:pPr>
+        <w:numPr>
+          <w:ilvl w:val="0"/>
+          <w:numId w:val="23"/>
+        </w:numPr>
+        <w:rPr>
+          <w:rFonts w:ascii="Times New Roman" w:hAnsi="Times New Roman" w:cs="Times New Roman"/>
+        </w:rPr>
+      </w:pPr>
+      <w:r>
+        <w:rPr>
+          <w:rFonts w:ascii="Times New Roman" w:hAnsi="Times New Roman" w:cs="Times New Roman"/>
+        </w:rPr>
+        <w:t>Hình ảnh minh họa kết quả test trên IntelliJ.</w:t>
+      </w:r>
+    </w:p>
+    <w:p>
+      <w:pPr>
         <w:rPr>
           <w:rFonts w:ascii="Times New Roman" w:hAnsi="Times New Roman" w:cs="Times New Roman"/>
           <w:b/>
           <w:bCs/>
         </w:rPr>
-        <w:t>4. Các tính năng không được kiểm thử</w:t>
+      </w:pPr>
+      <w:r>
+        <w:rPr>
+          <w:rFonts w:ascii="Times New Roman" w:hAnsi="Times New Roman" w:cs="Times New Roman"/>
+          <w:b/>
+          <w:bCs/>
+        </w:rPr>
+        <w:t>6. Các phụ thuộc</w:t>
       </w:r>
     </w:p>
     <w:p>
       <w:pPr>
-        <w:pStyle w:val="ListParagraph"/>
+        <w:rPr>
+          <w:rFonts w:ascii="Times New Roman" w:hAnsi="Times New Roman" w:cs="Times New Roman"/>
+        </w:rPr>
+      </w:pPr>
+      <w:r>
+        <w:rPr>
+          <w:rFonts w:ascii="Times New Roman" w:hAnsi="Times New Roman" w:cs="Times New Roman"/>
+          <w:b/>
+          <w:bCs/>
+        </w:rPr>
+        <w:t>a. Phần cứng:</w:t>
+      </w:r>
+    </w:p>
+    <w:p>
+      <w:pPr>
         <w:numPr>
           <w:ilvl w:val="0"/>
-          <w:numId w:val="14"/>
+          <w:numId w:val="24"/>
         </w:numPr>
+        <w:rPr>
+          <w:rFonts w:ascii="Times New Roman" w:hAnsi="Times New Roman" w:cs="Times New Roman"/>
+        </w:rPr>
+      </w:pPr>
+      <w:r>
+        <w:rPr>
+          <w:rFonts w:ascii="Times New Roman" w:hAnsi="Times New Roman" w:cs="Times New Roman"/>
+        </w:rPr>
+        <w:t>Docker Container phải luôn ở trạng thái "Running" tại port 5433.</w:t>
+      </w:r>
+    </w:p>
+    <w:p>
+      <w:pPr>
         <w:rPr>
           <w:rFonts w:ascii="Times New Roman" w:hAnsi="Times New Roman" w:cs="Times New Roman"/>
         </w:rPr>
@@ -662,22 +874,29 @@
           <w:b/>
           <w:bCs/>
         </w:rPr>
-        <w:t>VBA &amp; Macros:</w:t>
-      </w:r>
-      <w:r>
-        <w:rPr>
-          <w:rFonts w:ascii="Times New Roman" w:hAnsi="Times New Roman" w:cs="Times New Roman"/>
-        </w:rPr>
-        <w:t xml:space="preserve"> Các mã lệnh lập trình tự động (Nằm ngoài phạm vi kiểm thử cơ bản).</w:t>
+        <w:lastRenderedPageBreak/>
+        <w:t>b. Phần mềm:</w:t>
       </w:r>
     </w:p>
     <w:p>
       <w:pPr>
-        <w:pStyle w:val="ListParagraph"/>
         <w:numPr>
           <w:ilvl w:val="0"/>
-          <w:numId w:val="14"/>
+          <w:numId w:val="25"/>
         </w:numPr>
+        <w:rPr>
+          <w:rFonts w:ascii="Times New Roman" w:hAnsi="Times New Roman" w:cs="Times New Roman"/>
+        </w:rPr>
+      </w:pPr>
+      <w:r>
+        <w:rPr>
+          <w:rFonts w:ascii="Times New Roman" w:hAnsi="Times New Roman" w:cs="Times New Roman"/>
+        </w:rPr>
+        <w:t>File pom.xml phải được nạp đầy đủ dependencies qua Maven.</w:t>
+      </w:r>
+    </w:p>
+    <w:p>
+      <w:pPr>
         <w:rPr>
           <w:rFonts w:ascii="Times New Roman" w:hAnsi="Times New Roman" w:cs="Times New Roman"/>
         </w:rPr>
@@ -688,48 +907,94 @@
           <w:b/>
           <w:bCs/>
         </w:rPr>
-        <w:t>Pivot Tables:</w:t>
-      </w:r>
-      <w:r>
-        <w:rPr>
-          <w:rFonts w:ascii="Times New Roman" w:hAnsi="Times New Roman" w:cs="Times New Roman"/>
-        </w:rPr>
-        <w:t xml:space="preserve"> Các báo cáo tổng hợp dữ liệu nâng cao.</w:t>
+        <w:t>c. Nhân sự:</w:t>
       </w:r>
     </w:p>
     <w:p>
       <w:pPr>
-        <w:pStyle w:val="ListParagraph"/>
         <w:numPr>
           <w:ilvl w:val="0"/>
-          <w:numId w:val="14"/>
+          <w:numId w:val="26"/>
         </w:numPr>
         <w:rPr>
           <w:rFonts w:ascii="Times New Roman" w:hAnsi="Times New Roman" w:cs="Times New Roman"/>
         </w:rPr>
       </w:pPr>
       <w:r>
+        <w:rPr>
+          <w:rFonts w:ascii="Times New Roman" w:hAnsi="Times New Roman" w:cs="Times New Roman"/>
+        </w:rPr>
+        <w:t>Người thực hiện phải nắm rõ cấu trúc Package fploy và fploy.junit.</w:t>
+      </w:r>
+    </w:p>
+    <w:p>
+      <w:pPr>
         <w:rPr>
           <w:rFonts w:ascii="Times New Roman" w:hAnsi="Times New Roman" w:cs="Times New Roman"/>
           <w:b/>
           <w:bCs/>
         </w:rPr>
-        <w:t>Add-ins:</w:t>
-      </w:r>
-      <w:r>
-        <w:rPr>
-          <w:rFonts w:ascii="Times New Roman" w:hAnsi="Times New Roman" w:cs="Times New Roman"/>
-        </w:rPr>
-        <w:t xml:space="preserve"> Các tiện ích bổ sung từ bên thứ ba.</w:t>
+      </w:pPr>
+      <w:r>
+        <w:rPr>
+          <w:rFonts w:ascii="Times New Roman" w:hAnsi="Times New Roman" w:cs="Times New Roman"/>
+          <w:b/>
+          <w:bCs/>
+        </w:rPr>
+        <w:t>7. Tiêu chí vào/ra</w:t>
       </w:r>
     </w:p>
     <w:p>
       <w:pPr>
-        <w:pStyle w:val="ListParagraph"/>
+        <w:rPr>
+          <w:rFonts w:ascii="Times New Roman" w:hAnsi="Times New Roman" w:cs="Times New Roman"/>
+        </w:rPr>
+      </w:pPr>
+      <w:r>
+        <w:rPr>
+          <w:rFonts w:ascii="Times New Roman" w:hAnsi="Times New Roman" w:cs="Times New Roman"/>
+          <w:b/>
+          <w:bCs/>
+        </w:rPr>
+        <w:t>a. Tiêu chí vào:</w:t>
+      </w:r>
+    </w:p>
+    <w:p>
+      <w:pPr>
         <w:numPr>
           <w:ilvl w:val="0"/>
-          <w:numId w:val="14"/>
+          <w:numId w:val="27"/>
         </w:numPr>
+        <w:rPr>
+          <w:rFonts w:ascii="Times New Roman" w:hAnsi="Times New Roman" w:cs="Times New Roman"/>
+        </w:rPr>
+      </w:pPr>
+      <w:r>
+        <w:rPr>
+          <w:rFonts w:ascii="Times New Roman" w:hAnsi="Times New Roman" w:cs="Times New Roman"/>
+        </w:rPr>
+        <w:t>Môi trường IntelliJ và Docker đã sẵn sàng.</w:t>
+      </w:r>
+    </w:p>
+    <w:p>
+      <w:pPr>
+        <w:numPr>
+          <w:ilvl w:val="0"/>
+          <w:numId w:val="27"/>
+        </w:numPr>
+        <w:rPr>
+          <w:rFonts w:ascii="Times New Roman" w:hAnsi="Times New Roman" w:cs="Times New Roman"/>
+        </w:rPr>
+      </w:pPr>
+      <w:r>
+        <w:rPr>
+          <w:rFonts w:ascii="Times New Roman" w:hAnsi="Times New Roman" w:cs="Times New Roman"/>
+        </w:rPr>
+        <w:t>Mã nguồn Lab 6 đã hoàn thành phần logic xử lý.</w:t>
+      </w:r>
+    </w:p>
+    <w:p>
+      <w:pPr>
         <w:rPr>
           <w:rFonts w:ascii="Times New Roman" w:hAnsi="Times New Roman" w:cs="Times New Roman"/>
         </w:rPr>
@@ -740,53 +1005,48 @@
           <w:b/>
           <w:bCs/>
         </w:rPr>
-        <w:t>Data Analysis Tools:</w:t>
-      </w:r>
-      <w:r>
-        <w:rPr>
-          <w:rFonts w:ascii="Times New Roman" w:hAnsi="Times New Roman" w:cs="Times New Roman"/>
-        </w:rPr>
-        <w:t xml:space="preserve"> Các công cụ phân tích dữ liệu chuyên sâu (Solver, Analysis ToolPak).</w:t>
+        <w:t>b. Tiêu chí ra:</w:t>
       </w:r>
     </w:p>
     <w:p>
       <w:pPr>
-        <w:rPr>
-          <w:rFonts w:ascii="Times New Roman" w:hAnsi="Times New Roman" w:cs="Times New Roman"/>
-          <w:b/>
-          <w:bCs/>
-        </w:rPr>
-      </w:pPr>
-      <w:r>
-        <w:rPr>
-          <w:rFonts w:ascii="Times New Roman" w:hAnsi="Times New Roman" w:cs="Times New Roman"/>
-          <w:b/>
-          <w:bCs/>
-        </w:rPr>
-        <w:t>5. Các đầu ra của kiểm thử</w:t>
+        <w:numPr>
+          <w:ilvl w:val="0"/>
+          <w:numId w:val="28"/>
+        </w:numPr>
+        <w:rPr>
+          <w:rFonts w:ascii="Times New Roman" w:hAnsi="Times New Roman" w:cs="Times New Roman"/>
+        </w:rPr>
+      </w:pPr>
+      <w:r>
+        <w:rPr>
+          <w:rFonts w:ascii="Times New Roman" w:hAnsi="Times New Roman" w:cs="Times New Roman"/>
+        </w:rPr>
+        <w:t>100% các Unit Test (Bài 1, 2, 3) được thực thi.</w:t>
       </w:r>
     </w:p>
     <w:p>
       <w:pPr>
-        <w:rPr>
-          <w:rFonts w:ascii="Times New Roman" w:hAnsi="Times New Roman" w:cs="Times New Roman"/>
-        </w:rPr>
-      </w:pPr>
-      <w:r>
-        <w:rPr>
-          <w:rFonts w:ascii="Times New Roman" w:hAnsi="Times New Roman" w:cs="Times New Roman"/>
-          <w:b/>
-          <w:bCs/>
-        </w:rPr>
-        <w:t>a. Tóm tắt kiểm thử:</w:t>
+        <w:numPr>
+          <w:ilvl w:val="0"/>
+          <w:numId w:val="28"/>
+        </w:numPr>
+        <w:rPr>
+          <w:rFonts w:ascii="Times New Roman" w:hAnsi="Times New Roman" w:cs="Times New Roman"/>
+        </w:rPr>
+      </w:pPr>
+      <w:r>
+        <w:rPr>
+          <w:rFonts w:ascii="Times New Roman" w:hAnsi="Times New Roman" w:cs="Times New Roman"/>
+        </w:rPr>
+        <w:t>Các chức năng thêm/sửa dữ liệu (Bài 4, 5, 6) đã lưu được dữ liệu vào Docker Postgres port 5433.</w:t>
       </w:r>
     </w:p>
     <w:p>
       <w:pPr>
-        <w:pStyle w:val="ListParagraph"/>
         <w:numPr>
           <w:ilvl w:val="0"/>
-          <w:numId w:val="14"/>
+          <w:numId w:val="28"/>
         </w:numPr>
         <w:rPr>
           <w:rFonts w:ascii="Times New Roman" w:hAnsi="Times New Roman" w:cs="Times New Roman"/>
@@ -796,378 +1056,7 @@
         <w:rPr>
           <w:rFonts w:ascii="Times New Roman" w:hAnsi="Times New Roman" w:cs="Times New Roman"/>
         </w:rPr>
-        <w:t>Báo cáo tổng quan về tỷ lệ đạt/thất bại của các tính năng, liệt kê các rủi ro còn tồn đọng.</w:t>
-      </w:r>
-    </w:p>
-    <w:p>
-      <w:pPr>
-        <w:rPr>
-          <w:rFonts w:ascii="Times New Roman" w:hAnsi="Times New Roman" w:cs="Times New Roman"/>
-        </w:rPr>
-      </w:pPr>
-      <w:r>
-        <w:rPr>
-          <w:rFonts w:ascii="Times New Roman" w:hAnsi="Times New Roman" w:cs="Times New Roman"/>
-          <w:b/>
-          <w:bCs/>
-        </w:rPr>
-        <w:t>b. Báo cáo lỗi (Bug Report):</w:t>
-      </w:r>
-    </w:p>
-    <w:p>
-      <w:pPr>
-        <w:pStyle w:val="ListParagraph"/>
-        <w:numPr>
-          <w:ilvl w:val="0"/>
-          <w:numId w:val="14"/>
-        </w:numPr>
-        <w:rPr>
-          <w:rFonts w:ascii="Times New Roman" w:hAnsi="Times New Roman" w:cs="Times New Roman"/>
-        </w:rPr>
-      </w:pPr>
-      <w:r>
-        <w:rPr>
-          <w:rFonts w:ascii="Times New Roman" w:hAnsi="Times New Roman" w:cs="Times New Roman"/>
-        </w:rPr>
-        <w:t>Danh sách chi tiết các lỗi: ID lỗi, tiêu đề, bước tái tạo, hình ảnh minh họa, mức độ nghiêm trọng (Critical, High, Medium, Low).</w:t>
-      </w:r>
-    </w:p>
-    <w:p>
-      <w:pPr>
-        <w:rPr>
-          <w:rFonts w:ascii="Times New Roman" w:hAnsi="Times New Roman" w:cs="Times New Roman"/>
-          <w:b/>
-          <w:bCs/>
-        </w:rPr>
-      </w:pPr>
-      <w:r>
-        <w:rPr>
-          <w:rFonts w:ascii="Times New Roman" w:hAnsi="Times New Roman" w:cs="Times New Roman"/>
-          <w:b/>
-          <w:bCs/>
-        </w:rPr>
-        <w:t>6. Các phụ thuộc</w:t>
-      </w:r>
-    </w:p>
-    <w:p>
-      <w:pPr>
-        <w:rPr>
-          <w:rFonts w:ascii="Times New Roman" w:hAnsi="Times New Roman" w:cs="Times New Roman"/>
-          <w:lang w:val="vi-VN"/>
-        </w:rPr>
-      </w:pPr>
-      <w:r>
-        <w:rPr>
-          <w:rFonts w:ascii="Times New Roman" w:hAnsi="Times New Roman" w:cs="Times New Roman"/>
-          <w:b/>
-          <w:bCs/>
-          <w:lang w:val="vi-VN"/>
-        </w:rPr>
-        <w:t xml:space="preserve">a. </w:t>
-      </w:r>
-      <w:r>
-        <w:rPr>
-          <w:rFonts w:ascii="Times New Roman" w:hAnsi="Times New Roman" w:cs="Times New Roman"/>
-          <w:b/>
-          <w:bCs/>
-        </w:rPr>
-        <w:t>Phần cứng:</w:t>
-      </w:r>
-      <w:r>
-        <w:rPr>
-          <w:rFonts w:ascii="Times New Roman" w:hAnsi="Times New Roman" w:cs="Times New Roman"/>
-        </w:rPr>
-        <w:t xml:space="preserve"> </w:t>
-      </w:r>
-    </w:p>
-    <w:p>
-      <w:pPr>
-        <w:pStyle w:val="ListParagraph"/>
-        <w:numPr>
-          <w:ilvl w:val="0"/>
-          <w:numId w:val="13"/>
-        </w:numPr>
-        <w:rPr>
-          <w:rFonts w:ascii="Times New Roman" w:hAnsi="Times New Roman" w:cs="Times New Roman"/>
-        </w:rPr>
-      </w:pPr>
-      <w:r>
-        <w:rPr>
-          <w:rFonts w:ascii="Times New Roman" w:hAnsi="Times New Roman" w:cs="Times New Roman"/>
-        </w:rPr>
-        <w:t>Máy tính phải hoạt động ổn định, không xảy ra lỗi tràn RAM khi xử lý bảng dữ liệu lớn.</w:t>
-      </w:r>
-    </w:p>
-    <w:p>
-      <w:pPr>
-        <w:rPr>
-          <w:rFonts w:ascii="Times New Roman" w:hAnsi="Times New Roman" w:cs="Times New Roman"/>
-          <w:lang w:val="vi-VN"/>
-        </w:rPr>
-      </w:pPr>
-      <w:r>
-        <w:rPr>
-          <w:rFonts w:ascii="Times New Roman" w:hAnsi="Times New Roman" w:cs="Times New Roman"/>
-          <w:b/>
-          <w:bCs/>
-          <w:lang w:val="vi-VN"/>
-        </w:rPr>
-        <w:t xml:space="preserve">b. </w:t>
-      </w:r>
-      <w:r>
-        <w:rPr>
-          <w:rFonts w:ascii="Times New Roman" w:hAnsi="Times New Roman" w:cs="Times New Roman"/>
-          <w:b/>
-          <w:bCs/>
-        </w:rPr>
-        <w:t>Phần mềm:</w:t>
-      </w:r>
-      <w:r>
-        <w:rPr>
-          <w:rFonts w:ascii="Times New Roman" w:hAnsi="Times New Roman" w:cs="Times New Roman"/>
-        </w:rPr>
-        <w:t xml:space="preserve"> </w:t>
-      </w:r>
-    </w:p>
-    <w:p>
-      <w:pPr>
-        <w:pStyle w:val="ListParagraph"/>
-        <w:numPr>
-          <w:ilvl w:val="0"/>
-          <w:numId w:val="13"/>
-        </w:numPr>
-        <w:rPr>
-          <w:rFonts w:ascii="Times New Roman" w:hAnsi="Times New Roman" w:cs="Times New Roman"/>
-        </w:rPr>
-      </w:pPr>
-      <w:r>
-        <w:rPr>
-          <w:rFonts w:ascii="Times New Roman" w:hAnsi="Times New Roman" w:cs="Times New Roman"/>
-        </w:rPr>
-        <w:t>Phải có bản quyền hoặc bản dùng thử hợp lệ của Microsoft Office để không bị hạn chế tính năng.</w:t>
-      </w:r>
-    </w:p>
-    <w:p>
-      <w:pPr>
-        <w:rPr>
-          <w:rFonts w:ascii="Times New Roman" w:hAnsi="Times New Roman" w:cs="Times New Roman"/>
-          <w:lang w:val="vi-VN"/>
-        </w:rPr>
-      </w:pPr>
-      <w:r>
-        <w:rPr>
-          <w:rFonts w:ascii="Times New Roman" w:hAnsi="Times New Roman" w:cs="Times New Roman"/>
-          <w:b/>
-          <w:bCs/>
-          <w:lang w:val="vi-VN"/>
-        </w:rPr>
-        <w:t xml:space="preserve">c. </w:t>
-      </w:r>
-      <w:r>
-        <w:rPr>
-          <w:rFonts w:ascii="Times New Roman" w:hAnsi="Times New Roman" w:cs="Times New Roman"/>
-          <w:b/>
-          <w:bCs/>
-        </w:rPr>
-        <w:t>Nhân sự:</w:t>
-      </w:r>
-      <w:r>
-        <w:rPr>
-          <w:rFonts w:ascii="Times New Roman" w:hAnsi="Times New Roman" w:cs="Times New Roman"/>
-        </w:rPr>
-        <w:t xml:space="preserve"> </w:t>
-      </w:r>
-    </w:p>
-    <w:p>
-      <w:pPr>
-        <w:pStyle w:val="ListParagraph"/>
-        <w:numPr>
-          <w:ilvl w:val="0"/>
-          <w:numId w:val="13"/>
-        </w:numPr>
-        <w:rPr>
-          <w:rFonts w:ascii="Times New Roman" w:hAnsi="Times New Roman" w:cs="Times New Roman"/>
-        </w:rPr>
-      </w:pPr>
-      <w:r>
-        <w:rPr>
-          <w:rFonts w:ascii="Times New Roman" w:hAnsi="Times New Roman" w:cs="Times New Roman"/>
-        </w:rPr>
-        <w:lastRenderedPageBreak/>
-        <w:t>Đảm bảo kỹ sư nắm rõ logic của các hàm tính toán để xác minh kết quả đúng/sai.</w:t>
-      </w:r>
-    </w:p>
-    <w:p>
-      <w:pPr>
-        <w:rPr>
-          <w:rFonts w:ascii="Times New Roman" w:hAnsi="Times New Roman" w:cs="Times New Roman"/>
-          <w:b/>
-          <w:bCs/>
-        </w:rPr>
-      </w:pPr>
-      <w:r>
-        <w:rPr>
-          <w:rFonts w:ascii="Times New Roman" w:hAnsi="Times New Roman" w:cs="Times New Roman"/>
-          <w:b/>
-          <w:bCs/>
-        </w:rPr>
-        <w:br w:type="page"/>
-      </w:r>
-    </w:p>
-    <w:p>
-      <w:pPr>
-        <w:rPr>
-          <w:rFonts w:ascii="Times New Roman" w:hAnsi="Times New Roman" w:cs="Times New Roman"/>
-          <w:b/>
-          <w:bCs/>
-        </w:rPr>
-      </w:pPr>
-      <w:r>
-        <w:rPr>
-          <w:rFonts w:ascii="Times New Roman" w:hAnsi="Times New Roman" w:cs="Times New Roman"/>
-          <w:b/>
-          <w:bCs/>
-        </w:rPr>
-        <w:lastRenderedPageBreak/>
-        <w:t>7. Tiêu chí vào/ra</w:t>
-      </w:r>
-    </w:p>
-    <w:p>
-      <w:pPr>
-        <w:rPr>
-          <w:rFonts w:ascii="Times New Roman" w:hAnsi="Times New Roman" w:cs="Times New Roman"/>
-        </w:rPr>
-      </w:pPr>
-      <w:r>
-        <w:rPr>
-          <w:rFonts w:ascii="Times New Roman" w:hAnsi="Times New Roman" w:cs="Times New Roman"/>
-          <w:b/>
-          <w:bCs/>
-        </w:rPr>
-        <w:t>a. Tiêu chí vào:</w:t>
-      </w:r>
-    </w:p>
-    <w:p>
-      <w:pPr>
-        <w:pStyle w:val="ListParagraph"/>
-        <w:numPr>
-          <w:ilvl w:val="0"/>
-          <w:numId w:val="13"/>
-        </w:numPr>
-        <w:rPr>
-          <w:rFonts w:ascii="Times New Roman" w:hAnsi="Times New Roman" w:cs="Times New Roman"/>
-        </w:rPr>
-      </w:pPr>
-      <w:r>
-        <w:rPr>
-          <w:rFonts w:ascii="Times New Roman" w:hAnsi="Times New Roman" w:cs="Times New Roman"/>
-        </w:rPr>
-        <w:t>Bộ cài đặt Excel đã sẵn sàng và được kích hoạt.</w:t>
-      </w:r>
-    </w:p>
-    <w:p>
-      <w:pPr>
-        <w:pStyle w:val="ListParagraph"/>
-        <w:numPr>
-          <w:ilvl w:val="0"/>
-          <w:numId w:val="13"/>
-        </w:numPr>
-        <w:rPr>
-          <w:rFonts w:ascii="Times New Roman" w:hAnsi="Times New Roman" w:cs="Times New Roman"/>
-        </w:rPr>
-      </w:pPr>
-      <w:r>
-        <w:rPr>
-          <w:rFonts w:ascii="Times New Roman" w:hAnsi="Times New Roman" w:cs="Times New Roman"/>
-        </w:rPr>
-        <w:t>Tài liệu yêu cầu về các hàm tính toán đã được phê duyệt.</w:t>
-      </w:r>
-    </w:p>
-    <w:p>
-      <w:pPr>
-        <w:pStyle w:val="ListParagraph"/>
-        <w:numPr>
-          <w:ilvl w:val="0"/>
-          <w:numId w:val="13"/>
-        </w:numPr>
-        <w:rPr>
-          <w:rFonts w:ascii="Times New Roman" w:hAnsi="Times New Roman" w:cs="Times New Roman"/>
-        </w:rPr>
-      </w:pPr>
-      <w:r>
-        <w:rPr>
-          <w:rFonts w:ascii="Times New Roman" w:hAnsi="Times New Roman" w:cs="Times New Roman"/>
-        </w:rPr>
-        <w:t>Kịch bản kiểm thử (Test Cases) cho các tính năng trên đã được soạn thảo xong.</w:t>
-      </w:r>
-    </w:p>
-    <w:p>
-      <w:pPr>
-        <w:rPr>
-          <w:rFonts w:ascii="Times New Roman" w:hAnsi="Times New Roman" w:cs="Times New Roman"/>
-        </w:rPr>
-      </w:pPr>
-      <w:r>
-        <w:rPr>
-          <w:rFonts w:ascii="Times New Roman" w:hAnsi="Times New Roman" w:cs="Times New Roman"/>
-          <w:b/>
-          <w:bCs/>
-        </w:rPr>
-        <w:t>b. Tiêu chí ra:</w:t>
-      </w:r>
-    </w:p>
-    <w:p>
-      <w:pPr>
-        <w:pStyle w:val="ListParagraph"/>
-        <w:numPr>
-          <w:ilvl w:val="0"/>
-          <w:numId w:val="13"/>
-        </w:numPr>
-        <w:rPr>
-          <w:rFonts w:ascii="Times New Roman" w:hAnsi="Times New Roman" w:cs="Times New Roman"/>
-        </w:rPr>
-      </w:pPr>
-      <w:r>
-        <w:rPr>
-          <w:rFonts w:ascii="Times New Roman" w:hAnsi="Times New Roman" w:cs="Times New Roman"/>
-        </w:rPr>
-        <w:t>100% các tính năng trong mục 3.a đã được kiểm thử.</w:t>
-      </w:r>
-    </w:p>
-    <w:p>
-      <w:pPr>
-        <w:pStyle w:val="ListParagraph"/>
-        <w:numPr>
-          <w:ilvl w:val="0"/>
-          <w:numId w:val="13"/>
-        </w:numPr>
-        <w:rPr>
-          <w:rFonts w:ascii="Times New Roman" w:hAnsi="Times New Roman" w:cs="Times New Roman"/>
-        </w:rPr>
-      </w:pPr>
-      <w:r>
-        <w:rPr>
-          <w:rFonts w:ascii="Times New Roman" w:hAnsi="Times New Roman" w:cs="Times New Roman"/>
-        </w:rPr>
-        <w:t>Không còn lỗi mức độ Critical (Nghiêm trọng) hoặc High (Cao) chưa được xử lý.</w:t>
-      </w:r>
-    </w:p>
-    <w:p>
-      <w:pPr>
-        <w:pStyle w:val="ListParagraph"/>
-        <w:numPr>
-          <w:ilvl w:val="0"/>
-          <w:numId w:val="13"/>
-        </w:numPr>
-        <w:rPr>
-          <w:rFonts w:ascii="Times New Roman" w:hAnsi="Times New Roman" w:cs="Times New Roman"/>
-        </w:rPr>
-      </w:pPr>
-      <w:r>
-        <w:rPr>
-          <w:rFonts w:ascii="Times New Roman" w:hAnsi="Times New Roman" w:cs="Times New Roman"/>
-        </w:rPr>
-        <w:t>Kết quả tính toán của các hàm phải chính xác tuyệt đối (100%).</w:t>
+        <w:t>Các ngoại lệ mong muốn được bắt chính xác (Pass xanh).</w:t>
       </w:r>
     </w:p>
     <w:p>
@@ -1190,6 +1079,304 @@
 <file path=word/numbering.xml><?xml version="1.0" encoding="utf-8"?>
 <w:numbering xmlns:wpc="http://schemas.microsoft.com/office/word/2010/wordprocessingCanvas" xmlns:cx="http://schemas.microsoft.com/office/drawing/2014/chartex" xmlns:cx1="http://schemas.microsoft.com/office/drawing/2015/9/8/chartex" xmlns:cx2="http://schemas.microsoft.com/office/drawing/2015/10/21/chartex" xmlns:cx3="http://schemas.microsoft.com/office/drawing/2016/5/9/chartex" xmlns:cx4="http://schemas.microsoft.com/office/drawing/2016/5/10/chartex" xmlns:cx5="http://schemas.microsoft.com/office/drawing/2016/5/11/chartex" xmlns:cx6="http://schemas.microsoft.com/office/drawing/2016/5/12/chartex" xmlns:cx7="http://schemas.microsoft.com/office/drawing/2016/5/13/chartex" xmlns:cx8="http://schemas.microsoft.com/office/drawing/2016/5/14/chartex" xmlns:mc="http://schemas.openxmlformats.org/markup-compatibility/2006" xmlns:aink="http://schemas.microsoft.com/office/drawing/2016/ink" xmlns:am3d="http://schemas.microsoft.com/office/drawing/2017/model3d" xmlns:o="urn:schemas-microsoft-com:office:office" xmlns:oel="http://schemas.microsoft.com/office/2019/extlst" xmlns:r="http://schemas.openxmlformats.org/officeDocument/2006/relationships" xmlns:m="http://schemas.openxmlformats.org/officeDocument/2006/math" xmlns:v="urn:schemas-microsoft-com:vml" xmlns:wp14="http://schemas.microsoft.com/office/word/2010/wordprocessingDrawing" xmlns:wp="http://schemas.openxmlformats.org/drawingml/2006/wordprocessingDrawing" xmlns:w10="urn:schemas-microsoft-com:office:word" xmlns:w="http://schemas.openxmlformats.org/wordprocessingml/2006/main" xmlns:w14="http://schemas.microsoft.com/office/word/2010/wordml" xmlns:w15="http://schemas.microsoft.com/office/word/2012/wordml" xmlns:w16cex="http://schemas.microsoft.com/office/word/2018/wordml/cex" xmlns:w16cid="http://schemas.microsoft.com/office/word/2016/wordml/cid" xmlns:w16="http://schemas.microsoft.com/office/word/2018/wordml" xmlns:w16sdtdh="http://schemas.microsoft.com/office/word/2020/wordml/sdtdatahash" xmlns:w16se="http://schemas.microsoft.com/office/word/2015/wordml/symex" xmlns:wpg="http://schemas.microsoft.com/office/word/2010/wordprocessingGroup" xmlns:wpi="http://schemas.microsoft.com/office/word/2010/wordprocessingInk" xmlns:wne="http://schemas.microsoft.com/office/word/2006/wordml" xmlns:wps="http://schemas.microsoft.com/office/word/2010/wordprocessingShape" mc:Ignorable="w14 w15 w16se w16cid w16 w16cex w16sdtdh wp14">
   <w:abstractNum w:abstractNumId="0" w15:restartNumberingAfterBreak="0">
+    <w:nsid w:val="05B63ECE"/>
+    <w:multiLevelType w:val="multilevel"/>
+    <w:tmpl w:val="2AAC7C2E"/>
+    <w:lvl w:ilvl="0">
+      <w:start w:val="1"/>
+      <w:numFmt w:val="bullet"/>
+      <w:lvlText w:val=""/>
+      <w:lvlJc w:val="left"/>
+      <w:pPr>
+        <w:tabs>
+          <w:tab w:val="num" w:pos="720"/>
+        </w:tabs>
+        <w:ind w:left="720" w:hanging="360"/>
+      </w:pPr>
+      <w:rPr>
+        <w:rFonts w:ascii="Symbol" w:hAnsi="Symbol" w:hint="default"/>
+        <w:sz w:val="20"/>
+      </w:rPr>
+    </w:lvl>
+    <w:lvl w:ilvl="1" w:tentative="1">
+      <w:start w:val="1"/>
+      <w:numFmt w:val="bullet"/>
+      <w:lvlText w:val="o"/>
+      <w:lvlJc w:val="left"/>
+      <w:pPr>
+        <w:tabs>
+          <w:tab w:val="num" w:pos="1440"/>
+        </w:tabs>
+        <w:ind w:left="1440" w:hanging="360"/>
+      </w:pPr>
+      <w:rPr>
+        <w:rFonts w:ascii="Courier New" w:hAnsi="Courier New" w:hint="default"/>
+        <w:sz w:val="20"/>
+      </w:rPr>
+    </w:lvl>
+    <w:lvl w:ilvl="2" w:tentative="1">
+      <w:start w:val="1"/>
+      <w:numFmt w:val="bullet"/>
+      <w:lvlText w:val=""/>
+      <w:lvlJc w:val="left"/>
+      <w:pPr>
+        <w:tabs>
+          <w:tab w:val="num" w:pos="2160"/>
+        </w:tabs>
+        <w:ind w:left="2160" w:hanging="360"/>
+      </w:pPr>
+      <w:rPr>
+        <w:rFonts w:ascii="Wingdings" w:hAnsi="Wingdings" w:hint="default"/>
+        <w:sz w:val="20"/>
+      </w:rPr>
+    </w:lvl>
+    <w:lvl w:ilvl="3" w:tentative="1">
+      <w:start w:val="1"/>
+      <w:numFmt w:val="bullet"/>
+      <w:lvlText w:val=""/>
+      <w:lvlJc w:val="left"/>
+      <w:pPr>
+        <w:tabs>
+          <w:tab w:val="num" w:pos="2880"/>
+        </w:tabs>
+        <w:ind w:left="2880" w:hanging="360"/>
+      </w:pPr>
+      <w:rPr>
+        <w:rFonts w:ascii="Wingdings" w:hAnsi="Wingdings" w:hint="default"/>
+        <w:sz w:val="20"/>
+      </w:rPr>
+    </w:lvl>
+    <w:lvl w:ilvl="4" w:tentative="1">
+      <w:start w:val="1"/>
+      <w:numFmt w:val="bullet"/>
+      <w:lvlText w:val=""/>
+      <w:lvlJc w:val="left"/>
+      <w:pPr>
+        <w:tabs>
+          <w:tab w:val="num" w:pos="3600"/>
+        </w:tabs>
+        <w:ind w:left="3600" w:hanging="360"/>
+      </w:pPr>
+      <w:rPr>
+        <w:rFonts w:ascii="Wingdings" w:hAnsi="Wingdings" w:hint="default"/>
+        <w:sz w:val="20"/>
+      </w:rPr>
+    </w:lvl>
+    <w:lvl w:ilvl="5" w:tentative="1">
+      <w:start w:val="1"/>
+      <w:numFmt w:val="bullet"/>
+      <w:lvlText w:val=""/>
+      <w:lvlJc w:val="left"/>
+      <w:pPr>
+        <w:tabs>
+          <w:tab w:val="num" w:pos="4320"/>
+        </w:tabs>
+        <w:ind w:left="4320" w:hanging="360"/>
+      </w:pPr>
+      <w:rPr>
+        <w:rFonts w:ascii="Wingdings" w:hAnsi="Wingdings" w:hint="default"/>
+        <w:sz w:val="20"/>
+      </w:rPr>
+    </w:lvl>
+    <w:lvl w:ilvl="6" w:tentative="1">
+      <w:start w:val="1"/>
+      <w:numFmt w:val="bullet"/>
+      <w:lvlText w:val=""/>
+      <w:lvlJc w:val="left"/>
+      <w:pPr>
+        <w:tabs>
+          <w:tab w:val="num" w:pos="5040"/>
+        </w:tabs>
+        <w:ind w:left="5040" w:hanging="360"/>
+      </w:pPr>
+      <w:rPr>
+        <w:rFonts w:ascii="Wingdings" w:hAnsi="Wingdings" w:hint="default"/>
+        <w:sz w:val="20"/>
+      </w:rPr>
+    </w:lvl>
+    <w:lvl w:ilvl="7" w:tentative="1">
+      <w:start w:val="1"/>
+      <w:numFmt w:val="bullet"/>
+      <w:lvlText w:val=""/>
+      <w:lvlJc w:val="left"/>
+      <w:pPr>
+        <w:tabs>
+          <w:tab w:val="num" w:pos="5760"/>
+        </w:tabs>
+        <w:ind w:left="5760" w:hanging="360"/>
+      </w:pPr>
+      <w:rPr>
+        <w:rFonts w:ascii="Wingdings" w:hAnsi="Wingdings" w:hint="default"/>
+        <w:sz w:val="20"/>
+      </w:rPr>
+    </w:lvl>
+    <w:lvl w:ilvl="8" w:tentative="1">
+      <w:start w:val="1"/>
+      <w:numFmt w:val="bullet"/>
+      <w:lvlText w:val=""/>
+      <w:lvlJc w:val="left"/>
+      <w:pPr>
+        <w:tabs>
+          <w:tab w:val="num" w:pos="6480"/>
+        </w:tabs>
+        <w:ind w:left="6480" w:hanging="360"/>
+      </w:pPr>
+      <w:rPr>
+        <w:rFonts w:ascii="Wingdings" w:hAnsi="Wingdings" w:hint="default"/>
+        <w:sz w:val="20"/>
+      </w:rPr>
+    </w:lvl>
+  </w:abstractNum>
+  <w:abstractNum w:abstractNumId="1" w15:restartNumberingAfterBreak="0">
+    <w:nsid w:val="0D633331"/>
+    <w:multiLevelType w:val="multilevel"/>
+    <w:tmpl w:val="42B0D118"/>
+    <w:lvl w:ilvl="0">
+      <w:start w:val="1"/>
+      <w:numFmt w:val="bullet"/>
+      <w:lvlText w:val=""/>
+      <w:lvlJc w:val="left"/>
+      <w:pPr>
+        <w:tabs>
+          <w:tab w:val="num" w:pos="720"/>
+        </w:tabs>
+        <w:ind w:left="720" w:hanging="360"/>
+      </w:pPr>
+      <w:rPr>
+        <w:rFonts w:ascii="Symbol" w:hAnsi="Symbol" w:hint="default"/>
+        <w:sz w:val="20"/>
+      </w:rPr>
+    </w:lvl>
+    <w:lvl w:ilvl="1" w:tentative="1">
+      <w:start w:val="1"/>
+      <w:numFmt w:val="bullet"/>
+      <w:lvlText w:val="o"/>
+      <w:lvlJc w:val="left"/>
+      <w:pPr>
+        <w:tabs>
+          <w:tab w:val="num" w:pos="1440"/>
+        </w:tabs>
+        <w:ind w:left="1440" w:hanging="360"/>
+      </w:pPr>
+      <w:rPr>
+        <w:rFonts w:ascii="Courier New" w:hAnsi="Courier New" w:hint="default"/>
+        <w:sz w:val="20"/>
+      </w:rPr>
+    </w:lvl>
+    <w:lvl w:ilvl="2" w:tentative="1">
+      <w:start w:val="1"/>
+      <w:numFmt w:val="bullet"/>
+      <w:lvlText w:val=""/>
+      <w:lvlJc w:val="left"/>
+      <w:pPr>
+        <w:tabs>
+          <w:tab w:val="num" w:pos="2160"/>
+        </w:tabs>
+        <w:ind w:left="2160" w:hanging="360"/>
+      </w:pPr>
+      <w:rPr>
+        <w:rFonts w:ascii="Wingdings" w:hAnsi="Wingdings" w:hint="default"/>
+        <w:sz w:val="20"/>
+      </w:rPr>
+    </w:lvl>
+    <w:lvl w:ilvl="3" w:tentative="1">
+      <w:start w:val="1"/>
+      <w:numFmt w:val="bullet"/>
+      <w:lvlText w:val=""/>
+      <w:lvlJc w:val="left"/>
+      <w:pPr>
+        <w:tabs>
+          <w:tab w:val="num" w:pos="2880"/>
+        </w:tabs>
+        <w:ind w:left="2880" w:hanging="360"/>
+      </w:pPr>
+      <w:rPr>
+        <w:rFonts w:ascii="Wingdings" w:hAnsi="Wingdings" w:hint="default"/>
+        <w:sz w:val="20"/>
+      </w:rPr>
+    </w:lvl>
+    <w:lvl w:ilvl="4" w:tentative="1">
+      <w:start w:val="1"/>
+      <w:numFmt w:val="bullet"/>
+      <w:lvlText w:val=""/>
+      <w:lvlJc w:val="left"/>
+      <w:pPr>
+        <w:tabs>
+          <w:tab w:val="num" w:pos="3600"/>
+        </w:tabs>
+        <w:ind w:left="3600" w:hanging="360"/>
+      </w:pPr>
+      <w:rPr>
+        <w:rFonts w:ascii="Wingdings" w:hAnsi="Wingdings" w:hint="default"/>
+        <w:sz w:val="20"/>
+      </w:rPr>
+    </w:lvl>
+    <w:lvl w:ilvl="5" w:tentative="1">
+      <w:start w:val="1"/>
+      <w:numFmt w:val="bullet"/>
+      <w:lvlText w:val=""/>
+      <w:lvlJc w:val="left"/>
+      <w:pPr>
+        <w:tabs>
+          <w:tab w:val="num" w:pos="4320"/>
+        </w:tabs>
+        <w:ind w:left="4320" w:hanging="360"/>
+      </w:pPr>
+      <w:rPr>
+        <w:rFonts w:ascii="Wingdings" w:hAnsi="Wingdings" w:hint="default"/>
+        <w:sz w:val="20"/>
+      </w:rPr>
+    </w:lvl>
+    <w:lvl w:ilvl="6" w:tentative="1">
+      <w:start w:val="1"/>
+      <w:numFmt w:val="bullet"/>
+      <w:lvlText w:val=""/>
+      <w:lvlJc w:val="left"/>
+      <w:pPr>
+        <w:tabs>
+          <w:tab w:val="num" w:pos="5040"/>
+        </w:tabs>
+        <w:ind w:left="5040" w:hanging="360"/>
+      </w:pPr>
+      <w:rPr>
+        <w:rFonts w:ascii="Wingdings" w:hAnsi="Wingdings" w:hint="default"/>
+        <w:sz w:val="20"/>
+      </w:rPr>
+    </w:lvl>
+    <w:lvl w:ilvl="7" w:tentative="1">
+      <w:start w:val="1"/>
+      <w:numFmt w:val="bullet"/>
+      <w:lvlText w:val=""/>
+      <w:lvlJc w:val="left"/>
+      <w:pPr>
+        <w:tabs>
+          <w:tab w:val="num" w:pos="5760"/>
+        </w:tabs>
+        <w:ind w:left="5760" w:hanging="360"/>
+      </w:pPr>
+      <w:rPr>
+        <w:rFonts w:ascii="Wingdings" w:hAnsi="Wingdings" w:hint="default"/>
+        <w:sz w:val="20"/>
+      </w:rPr>
+    </w:lvl>
+    <w:lvl w:ilvl="8" w:tentative="1">
+      <w:start w:val="1"/>
+      <w:numFmt w:val="bullet"/>
+      <w:lvlText w:val=""/>
+      <w:lvlJc w:val="left"/>
+      <w:pPr>
+        <w:tabs>
+          <w:tab w:val="num" w:pos="6480"/>
+        </w:tabs>
+        <w:ind w:left="6480" w:hanging="360"/>
+      </w:pPr>
+      <w:rPr>
+        <w:rFonts w:ascii="Wingdings" w:hAnsi="Wingdings" w:hint="default"/>
+        <w:sz w:val="20"/>
+      </w:rPr>
+    </w:lvl>
+  </w:abstractNum>
+  <w:abstractNum w:abstractNumId="2" w15:restartNumberingAfterBreak="0">
     <w:nsid w:val="1BF665D6"/>
     <w:multiLevelType w:val="multilevel"/>
     <w:tmpl w:val="45148538"/>
@@ -1338,7 +1525,156 @@
       </w:rPr>
     </w:lvl>
   </w:abstractNum>
-  <w:abstractNum w:abstractNumId="1" w15:restartNumberingAfterBreak="0">
+  <w:abstractNum w:abstractNumId="3" w15:restartNumberingAfterBreak="0">
+    <w:nsid w:val="1BF6697C"/>
+    <w:multiLevelType w:val="multilevel"/>
+    <w:tmpl w:val="00AC3712"/>
+    <w:lvl w:ilvl="0">
+      <w:start w:val="1"/>
+      <w:numFmt w:val="bullet"/>
+      <w:lvlText w:val=""/>
+      <w:lvlJc w:val="left"/>
+      <w:pPr>
+        <w:tabs>
+          <w:tab w:val="num" w:pos="720"/>
+        </w:tabs>
+        <w:ind w:left="720" w:hanging="360"/>
+      </w:pPr>
+      <w:rPr>
+        <w:rFonts w:ascii="Symbol" w:hAnsi="Symbol" w:hint="default"/>
+        <w:sz w:val="20"/>
+      </w:rPr>
+    </w:lvl>
+    <w:lvl w:ilvl="1" w:tentative="1">
+      <w:start w:val="1"/>
+      <w:numFmt w:val="bullet"/>
+      <w:lvlText w:val="o"/>
+      <w:lvlJc w:val="left"/>
+      <w:pPr>
+        <w:tabs>
+          <w:tab w:val="num" w:pos="1440"/>
+        </w:tabs>
+        <w:ind w:left="1440" w:hanging="360"/>
+      </w:pPr>
+      <w:rPr>
+        <w:rFonts w:ascii="Courier New" w:hAnsi="Courier New" w:hint="default"/>
+        <w:sz w:val="20"/>
+      </w:rPr>
+    </w:lvl>
+    <w:lvl w:ilvl="2" w:tentative="1">
+      <w:start w:val="1"/>
+      <w:numFmt w:val="bullet"/>
+      <w:lvlText w:val=""/>
+      <w:lvlJc w:val="left"/>
+      <w:pPr>
+        <w:tabs>
+          <w:tab w:val="num" w:pos="2160"/>
+        </w:tabs>
+        <w:ind w:left="2160" w:hanging="360"/>
+      </w:pPr>
+      <w:rPr>
+        <w:rFonts w:ascii="Wingdings" w:hAnsi="Wingdings" w:hint="default"/>
+        <w:sz w:val="20"/>
+      </w:rPr>
+    </w:lvl>
+    <w:lvl w:ilvl="3" w:tentative="1">
+      <w:start w:val="1"/>
+      <w:numFmt w:val="bullet"/>
+      <w:lvlText w:val=""/>
+      <w:lvlJc w:val="left"/>
+      <w:pPr>
+        <w:tabs>
+          <w:tab w:val="num" w:pos="2880"/>
+        </w:tabs>
+        <w:ind w:left="2880" w:hanging="360"/>
+      </w:pPr>
+      <w:rPr>
+        <w:rFonts w:ascii="Wingdings" w:hAnsi="Wingdings" w:hint="default"/>
+        <w:sz w:val="20"/>
+      </w:rPr>
+    </w:lvl>
+    <w:lvl w:ilvl="4" w:tentative="1">
+      <w:start w:val="1"/>
+      <w:numFmt w:val="bullet"/>
+      <w:lvlText w:val=""/>
+      <w:lvlJc w:val="left"/>
+      <w:pPr>
+        <w:tabs>
+          <w:tab w:val="num" w:pos="3600"/>
+        </w:tabs>
+        <w:ind w:left="3600" w:hanging="360"/>
+      </w:pPr>
+      <w:rPr>
+        <w:rFonts w:ascii="Wingdings" w:hAnsi="Wingdings" w:hint="default"/>
+        <w:sz w:val="20"/>
+      </w:rPr>
+    </w:lvl>
+    <w:lvl w:ilvl="5" w:tentative="1">
+      <w:start w:val="1"/>
+      <w:numFmt w:val="bullet"/>
+      <w:lvlText w:val=""/>
+      <w:lvlJc w:val="left"/>
+      <w:pPr>
+        <w:tabs>
+          <w:tab w:val="num" w:pos="4320"/>
+        </w:tabs>
+        <w:ind w:left="4320" w:hanging="360"/>
+      </w:pPr>
+      <w:rPr>
+        <w:rFonts w:ascii="Wingdings" w:hAnsi="Wingdings" w:hint="default"/>
+        <w:sz w:val="20"/>
+      </w:rPr>
+    </w:lvl>
+    <w:lvl w:ilvl="6" w:tentative="1">
+      <w:start w:val="1"/>
+      <w:numFmt w:val="bullet"/>
+      <w:lvlText w:val=""/>
+      <w:lvlJc w:val="left"/>
+      <w:pPr>
+        <w:tabs>
+          <w:tab w:val="num" w:pos="5040"/>
+        </w:tabs>
+        <w:ind w:left="5040" w:hanging="360"/>
+      </w:pPr>
+      <w:rPr>
+        <w:rFonts w:ascii="Wingdings" w:hAnsi="Wingdings" w:hint="default"/>
+        <w:sz w:val="20"/>
+      </w:rPr>
+    </w:lvl>
+    <w:lvl w:ilvl="7" w:tentative="1">
+      <w:start w:val="1"/>
+      <w:numFmt w:val="bullet"/>
+      <w:lvlText w:val=""/>
+      <w:lvlJc w:val="left"/>
+      <w:pPr>
+        <w:tabs>
+          <w:tab w:val="num" w:pos="5760"/>
+        </w:tabs>
+        <w:ind w:left="5760" w:hanging="360"/>
+      </w:pPr>
+      <w:rPr>
+        <w:rFonts w:ascii="Wingdings" w:hAnsi="Wingdings" w:hint="default"/>
+        <w:sz w:val="20"/>
+      </w:rPr>
+    </w:lvl>
+    <w:lvl w:ilvl="8" w:tentative="1">
+      <w:start w:val="1"/>
+      <w:numFmt w:val="bullet"/>
+      <w:lvlText w:val=""/>
+      <w:lvlJc w:val="left"/>
+      <w:pPr>
+        <w:tabs>
+          <w:tab w:val="num" w:pos="6480"/>
+        </w:tabs>
+        <w:ind w:left="6480" w:hanging="360"/>
+      </w:pPr>
+      <w:rPr>
+        <w:rFonts w:ascii="Wingdings" w:hAnsi="Wingdings" w:hint="default"/>
+        <w:sz w:val="20"/>
+      </w:rPr>
+    </w:lvl>
+  </w:abstractNum>
+  <w:abstractNum w:abstractNumId="4" w15:restartNumberingAfterBreak="0">
     <w:nsid w:val="22AB3E71"/>
     <w:multiLevelType w:val="multilevel"/>
     <w:tmpl w:val="4F8AB67E"/>
@@ -1487,7 +1823,901 @@
       </w:rPr>
     </w:lvl>
   </w:abstractNum>
-  <w:abstractNum w:abstractNumId="2" w15:restartNumberingAfterBreak="0">
+  <w:abstractNum w:abstractNumId="5" w15:restartNumberingAfterBreak="0">
+    <w:nsid w:val="2CFB50B1"/>
+    <w:multiLevelType w:val="multilevel"/>
+    <w:tmpl w:val="D820CDC2"/>
+    <w:lvl w:ilvl="0">
+      <w:start w:val="1"/>
+      <w:numFmt w:val="bullet"/>
+      <w:lvlText w:val=""/>
+      <w:lvlJc w:val="left"/>
+      <w:pPr>
+        <w:tabs>
+          <w:tab w:val="num" w:pos="720"/>
+        </w:tabs>
+        <w:ind w:left="720" w:hanging="360"/>
+      </w:pPr>
+      <w:rPr>
+        <w:rFonts w:ascii="Symbol" w:hAnsi="Symbol" w:hint="default"/>
+        <w:sz w:val="20"/>
+      </w:rPr>
+    </w:lvl>
+    <w:lvl w:ilvl="1" w:tentative="1">
+      <w:start w:val="1"/>
+      <w:numFmt w:val="bullet"/>
+      <w:lvlText w:val="o"/>
+      <w:lvlJc w:val="left"/>
+      <w:pPr>
+        <w:tabs>
+          <w:tab w:val="num" w:pos="1440"/>
+        </w:tabs>
+        <w:ind w:left="1440" w:hanging="360"/>
+      </w:pPr>
+      <w:rPr>
+        <w:rFonts w:ascii="Courier New" w:hAnsi="Courier New" w:hint="default"/>
+        <w:sz w:val="20"/>
+      </w:rPr>
+    </w:lvl>
+    <w:lvl w:ilvl="2" w:tentative="1">
+      <w:start w:val="1"/>
+      <w:numFmt w:val="bullet"/>
+      <w:lvlText w:val=""/>
+      <w:lvlJc w:val="left"/>
+      <w:pPr>
+        <w:tabs>
+          <w:tab w:val="num" w:pos="2160"/>
+        </w:tabs>
+        <w:ind w:left="2160" w:hanging="360"/>
+      </w:pPr>
+      <w:rPr>
+        <w:rFonts w:ascii="Wingdings" w:hAnsi="Wingdings" w:hint="default"/>
+        <w:sz w:val="20"/>
+      </w:rPr>
+    </w:lvl>
+    <w:lvl w:ilvl="3" w:tentative="1">
+      <w:start w:val="1"/>
+      <w:numFmt w:val="bullet"/>
+      <w:lvlText w:val=""/>
+      <w:lvlJc w:val="left"/>
+      <w:pPr>
+        <w:tabs>
+          <w:tab w:val="num" w:pos="2880"/>
+        </w:tabs>
+        <w:ind w:left="2880" w:hanging="360"/>
+      </w:pPr>
+      <w:rPr>
+        <w:rFonts w:ascii="Wingdings" w:hAnsi="Wingdings" w:hint="default"/>
+        <w:sz w:val="20"/>
+      </w:rPr>
+    </w:lvl>
+    <w:lvl w:ilvl="4" w:tentative="1">
+      <w:start w:val="1"/>
+      <w:numFmt w:val="bullet"/>
+      <w:lvlText w:val=""/>
+      <w:lvlJc w:val="left"/>
+      <w:pPr>
+        <w:tabs>
+          <w:tab w:val="num" w:pos="3600"/>
+        </w:tabs>
+        <w:ind w:left="3600" w:hanging="360"/>
+      </w:pPr>
+      <w:rPr>
+        <w:rFonts w:ascii="Wingdings" w:hAnsi="Wingdings" w:hint="default"/>
+        <w:sz w:val="20"/>
+      </w:rPr>
+    </w:lvl>
+    <w:lvl w:ilvl="5" w:tentative="1">
+      <w:start w:val="1"/>
+      <w:numFmt w:val="bullet"/>
+      <w:lvlText w:val=""/>
+      <w:lvlJc w:val="left"/>
+      <w:pPr>
+        <w:tabs>
+          <w:tab w:val="num" w:pos="4320"/>
+        </w:tabs>
+        <w:ind w:left="4320" w:hanging="360"/>
+      </w:pPr>
+      <w:rPr>
+        <w:rFonts w:ascii="Wingdings" w:hAnsi="Wingdings" w:hint="default"/>
+        <w:sz w:val="20"/>
+      </w:rPr>
+    </w:lvl>
+    <w:lvl w:ilvl="6" w:tentative="1">
+      <w:start w:val="1"/>
+      <w:numFmt w:val="bullet"/>
+      <w:lvlText w:val=""/>
+      <w:lvlJc w:val="left"/>
+      <w:pPr>
+        <w:tabs>
+          <w:tab w:val="num" w:pos="5040"/>
+        </w:tabs>
+        <w:ind w:left="5040" w:hanging="360"/>
+      </w:pPr>
+      <w:rPr>
+        <w:rFonts w:ascii="Wingdings" w:hAnsi="Wingdings" w:hint="default"/>
+        <w:sz w:val="20"/>
+      </w:rPr>
+    </w:lvl>
+    <w:lvl w:ilvl="7" w:tentative="1">
+      <w:start w:val="1"/>
+      <w:numFmt w:val="bullet"/>
+      <w:lvlText w:val=""/>
+      <w:lvlJc w:val="left"/>
+      <w:pPr>
+        <w:tabs>
+          <w:tab w:val="num" w:pos="5760"/>
+        </w:tabs>
+        <w:ind w:left="5760" w:hanging="360"/>
+      </w:pPr>
+      <w:rPr>
+        <w:rFonts w:ascii="Wingdings" w:hAnsi="Wingdings" w:hint="default"/>
+        <w:sz w:val="20"/>
+      </w:rPr>
+    </w:lvl>
+    <w:lvl w:ilvl="8" w:tentative="1">
+      <w:start w:val="1"/>
+      <w:numFmt w:val="bullet"/>
+      <w:lvlText w:val=""/>
+      <w:lvlJc w:val="left"/>
+      <w:pPr>
+        <w:tabs>
+          <w:tab w:val="num" w:pos="6480"/>
+        </w:tabs>
+        <w:ind w:left="6480" w:hanging="360"/>
+      </w:pPr>
+      <w:rPr>
+        <w:rFonts w:ascii="Wingdings" w:hAnsi="Wingdings" w:hint="default"/>
+        <w:sz w:val="20"/>
+      </w:rPr>
+    </w:lvl>
+  </w:abstractNum>
+  <w:abstractNum w:abstractNumId="6" w15:restartNumberingAfterBreak="0">
+    <w:nsid w:val="2EBE785B"/>
+    <w:multiLevelType w:val="multilevel"/>
+    <w:tmpl w:val="0B44B310"/>
+    <w:lvl w:ilvl="0">
+      <w:start w:val="1"/>
+      <w:numFmt w:val="bullet"/>
+      <w:lvlText w:val=""/>
+      <w:lvlJc w:val="left"/>
+      <w:pPr>
+        <w:tabs>
+          <w:tab w:val="num" w:pos="720"/>
+        </w:tabs>
+        <w:ind w:left="720" w:hanging="360"/>
+      </w:pPr>
+      <w:rPr>
+        <w:rFonts w:ascii="Symbol" w:hAnsi="Symbol" w:hint="default"/>
+        <w:sz w:val="20"/>
+      </w:rPr>
+    </w:lvl>
+    <w:lvl w:ilvl="1" w:tentative="1">
+      <w:start w:val="1"/>
+      <w:numFmt w:val="bullet"/>
+      <w:lvlText w:val="o"/>
+      <w:lvlJc w:val="left"/>
+      <w:pPr>
+        <w:tabs>
+          <w:tab w:val="num" w:pos="1440"/>
+        </w:tabs>
+        <w:ind w:left="1440" w:hanging="360"/>
+      </w:pPr>
+      <w:rPr>
+        <w:rFonts w:ascii="Courier New" w:hAnsi="Courier New" w:hint="default"/>
+        <w:sz w:val="20"/>
+      </w:rPr>
+    </w:lvl>
+    <w:lvl w:ilvl="2" w:tentative="1">
+      <w:start w:val="1"/>
+      <w:numFmt w:val="bullet"/>
+      <w:lvlText w:val=""/>
+      <w:lvlJc w:val="left"/>
+      <w:pPr>
+        <w:tabs>
+          <w:tab w:val="num" w:pos="2160"/>
+        </w:tabs>
+        <w:ind w:left="2160" w:hanging="360"/>
+      </w:pPr>
+      <w:rPr>
+        <w:rFonts w:ascii="Wingdings" w:hAnsi="Wingdings" w:hint="default"/>
+        <w:sz w:val="20"/>
+      </w:rPr>
+    </w:lvl>
+    <w:lvl w:ilvl="3" w:tentative="1">
+      <w:start w:val="1"/>
+      <w:numFmt w:val="bullet"/>
+      <w:lvlText w:val=""/>
+      <w:lvlJc w:val="left"/>
+      <w:pPr>
+        <w:tabs>
+          <w:tab w:val="num" w:pos="2880"/>
+        </w:tabs>
+        <w:ind w:left="2880" w:hanging="360"/>
+      </w:pPr>
+      <w:rPr>
+        <w:rFonts w:ascii="Wingdings" w:hAnsi="Wingdings" w:hint="default"/>
+        <w:sz w:val="20"/>
+      </w:rPr>
+    </w:lvl>
+    <w:lvl w:ilvl="4" w:tentative="1">
+      <w:start w:val="1"/>
+      <w:numFmt w:val="bullet"/>
+      <w:lvlText w:val=""/>
+      <w:lvlJc w:val="left"/>
+      <w:pPr>
+        <w:tabs>
+          <w:tab w:val="num" w:pos="3600"/>
+        </w:tabs>
+        <w:ind w:left="3600" w:hanging="360"/>
+      </w:pPr>
+      <w:rPr>
+        <w:rFonts w:ascii="Wingdings" w:hAnsi="Wingdings" w:hint="default"/>
+        <w:sz w:val="20"/>
+      </w:rPr>
+    </w:lvl>
+    <w:lvl w:ilvl="5" w:tentative="1">
+      <w:start w:val="1"/>
+      <w:numFmt w:val="bullet"/>
+      <w:lvlText w:val=""/>
+      <w:lvlJc w:val="left"/>
+      <w:pPr>
+        <w:tabs>
+          <w:tab w:val="num" w:pos="4320"/>
+        </w:tabs>
+        <w:ind w:left="4320" w:hanging="360"/>
+      </w:pPr>
+      <w:rPr>
+        <w:rFonts w:ascii="Wingdings" w:hAnsi="Wingdings" w:hint="default"/>
+        <w:sz w:val="20"/>
+      </w:rPr>
+    </w:lvl>
+    <w:lvl w:ilvl="6" w:tentative="1">
+      <w:start w:val="1"/>
+      <w:numFmt w:val="bullet"/>
+      <w:lvlText w:val=""/>
+      <w:lvlJc w:val="left"/>
+      <w:pPr>
+        <w:tabs>
+          <w:tab w:val="num" w:pos="5040"/>
+        </w:tabs>
+        <w:ind w:left="5040" w:hanging="360"/>
+      </w:pPr>
+      <w:rPr>
+        <w:rFonts w:ascii="Wingdings" w:hAnsi="Wingdings" w:hint="default"/>
+        <w:sz w:val="20"/>
+      </w:rPr>
+    </w:lvl>
+    <w:lvl w:ilvl="7" w:tentative="1">
+      <w:start w:val="1"/>
+      <w:numFmt w:val="bullet"/>
+      <w:lvlText w:val=""/>
+      <w:lvlJc w:val="left"/>
+      <w:pPr>
+        <w:tabs>
+          <w:tab w:val="num" w:pos="5760"/>
+        </w:tabs>
+        <w:ind w:left="5760" w:hanging="360"/>
+      </w:pPr>
+      <w:rPr>
+        <w:rFonts w:ascii="Wingdings" w:hAnsi="Wingdings" w:hint="default"/>
+        <w:sz w:val="20"/>
+      </w:rPr>
+    </w:lvl>
+    <w:lvl w:ilvl="8" w:tentative="1">
+      <w:start w:val="1"/>
+      <w:numFmt w:val="bullet"/>
+      <w:lvlText w:val=""/>
+      <w:lvlJc w:val="left"/>
+      <w:pPr>
+        <w:tabs>
+          <w:tab w:val="num" w:pos="6480"/>
+        </w:tabs>
+        <w:ind w:left="6480" w:hanging="360"/>
+      </w:pPr>
+      <w:rPr>
+        <w:rFonts w:ascii="Wingdings" w:hAnsi="Wingdings" w:hint="default"/>
+        <w:sz w:val="20"/>
+      </w:rPr>
+    </w:lvl>
+  </w:abstractNum>
+  <w:abstractNum w:abstractNumId="7" w15:restartNumberingAfterBreak="0">
+    <w:nsid w:val="2F435B80"/>
+    <w:multiLevelType w:val="multilevel"/>
+    <w:tmpl w:val="F56CCC5C"/>
+    <w:lvl w:ilvl="0">
+      <w:start w:val="1"/>
+      <w:numFmt w:val="bullet"/>
+      <w:lvlText w:val=""/>
+      <w:lvlJc w:val="left"/>
+      <w:pPr>
+        <w:tabs>
+          <w:tab w:val="num" w:pos="720"/>
+        </w:tabs>
+        <w:ind w:left="720" w:hanging="360"/>
+      </w:pPr>
+      <w:rPr>
+        <w:rFonts w:ascii="Symbol" w:hAnsi="Symbol" w:hint="default"/>
+        <w:sz w:val="20"/>
+      </w:rPr>
+    </w:lvl>
+    <w:lvl w:ilvl="1" w:tentative="1">
+      <w:start w:val="1"/>
+      <w:numFmt w:val="bullet"/>
+      <w:lvlText w:val="o"/>
+      <w:lvlJc w:val="left"/>
+      <w:pPr>
+        <w:tabs>
+          <w:tab w:val="num" w:pos="1440"/>
+        </w:tabs>
+        <w:ind w:left="1440" w:hanging="360"/>
+      </w:pPr>
+      <w:rPr>
+        <w:rFonts w:ascii="Courier New" w:hAnsi="Courier New" w:hint="default"/>
+        <w:sz w:val="20"/>
+      </w:rPr>
+    </w:lvl>
+    <w:lvl w:ilvl="2" w:tentative="1">
+      <w:start w:val="1"/>
+      <w:numFmt w:val="bullet"/>
+      <w:lvlText w:val=""/>
+      <w:lvlJc w:val="left"/>
+      <w:pPr>
+        <w:tabs>
+          <w:tab w:val="num" w:pos="2160"/>
+        </w:tabs>
+        <w:ind w:left="2160" w:hanging="360"/>
+      </w:pPr>
+      <w:rPr>
+        <w:rFonts w:ascii="Wingdings" w:hAnsi="Wingdings" w:hint="default"/>
+        <w:sz w:val="20"/>
+      </w:rPr>
+    </w:lvl>
+    <w:lvl w:ilvl="3" w:tentative="1">
+      <w:start w:val="1"/>
+      <w:numFmt w:val="bullet"/>
+      <w:lvlText w:val=""/>
+      <w:lvlJc w:val="left"/>
+      <w:pPr>
+        <w:tabs>
+          <w:tab w:val="num" w:pos="2880"/>
+        </w:tabs>
+        <w:ind w:left="2880" w:hanging="360"/>
+      </w:pPr>
+      <w:rPr>
+        <w:rFonts w:ascii="Wingdings" w:hAnsi="Wingdings" w:hint="default"/>
+        <w:sz w:val="20"/>
+      </w:rPr>
+    </w:lvl>
+    <w:lvl w:ilvl="4" w:tentative="1">
+      <w:start w:val="1"/>
+      <w:numFmt w:val="bullet"/>
+      <w:lvlText w:val=""/>
+      <w:lvlJc w:val="left"/>
+      <w:pPr>
+        <w:tabs>
+          <w:tab w:val="num" w:pos="3600"/>
+        </w:tabs>
+        <w:ind w:left="3600" w:hanging="360"/>
+      </w:pPr>
+      <w:rPr>
+        <w:rFonts w:ascii="Wingdings" w:hAnsi="Wingdings" w:hint="default"/>
+        <w:sz w:val="20"/>
+      </w:rPr>
+    </w:lvl>
+    <w:lvl w:ilvl="5" w:tentative="1">
+      <w:start w:val="1"/>
+      <w:numFmt w:val="bullet"/>
+      <w:lvlText w:val=""/>
+      <w:lvlJc w:val="left"/>
+      <w:pPr>
+        <w:tabs>
+          <w:tab w:val="num" w:pos="4320"/>
+        </w:tabs>
+        <w:ind w:left="4320" w:hanging="360"/>
+      </w:pPr>
+      <w:rPr>
+        <w:rFonts w:ascii="Wingdings" w:hAnsi="Wingdings" w:hint="default"/>
+        <w:sz w:val="20"/>
+      </w:rPr>
+    </w:lvl>
+    <w:lvl w:ilvl="6" w:tentative="1">
+      <w:start w:val="1"/>
+      <w:numFmt w:val="bullet"/>
+      <w:lvlText w:val=""/>
+      <w:lvlJc w:val="left"/>
+      <w:pPr>
+        <w:tabs>
+          <w:tab w:val="num" w:pos="5040"/>
+        </w:tabs>
+        <w:ind w:left="5040" w:hanging="360"/>
+      </w:pPr>
+      <w:rPr>
+        <w:rFonts w:ascii="Wingdings" w:hAnsi="Wingdings" w:hint="default"/>
+        <w:sz w:val="20"/>
+      </w:rPr>
+    </w:lvl>
+    <w:lvl w:ilvl="7" w:tentative="1">
+      <w:start w:val="1"/>
+      <w:numFmt w:val="bullet"/>
+      <w:lvlText w:val=""/>
+      <w:lvlJc w:val="left"/>
+      <w:pPr>
+        <w:tabs>
+          <w:tab w:val="num" w:pos="5760"/>
+        </w:tabs>
+        <w:ind w:left="5760" w:hanging="360"/>
+      </w:pPr>
+      <w:rPr>
+        <w:rFonts w:ascii="Wingdings" w:hAnsi="Wingdings" w:hint="default"/>
+        <w:sz w:val="20"/>
+      </w:rPr>
+    </w:lvl>
+    <w:lvl w:ilvl="8" w:tentative="1">
+      <w:start w:val="1"/>
+      <w:numFmt w:val="bullet"/>
+      <w:lvlText w:val=""/>
+      <w:lvlJc w:val="left"/>
+      <w:pPr>
+        <w:tabs>
+          <w:tab w:val="num" w:pos="6480"/>
+        </w:tabs>
+        <w:ind w:left="6480" w:hanging="360"/>
+      </w:pPr>
+      <w:rPr>
+        <w:rFonts w:ascii="Wingdings" w:hAnsi="Wingdings" w:hint="default"/>
+        <w:sz w:val="20"/>
+      </w:rPr>
+    </w:lvl>
+  </w:abstractNum>
+  <w:abstractNum w:abstractNumId="8" w15:restartNumberingAfterBreak="0">
+    <w:nsid w:val="31507C55"/>
+    <w:multiLevelType w:val="multilevel"/>
+    <w:tmpl w:val="5BB6E8DC"/>
+    <w:lvl w:ilvl="0">
+      <w:start w:val="1"/>
+      <w:numFmt w:val="bullet"/>
+      <w:lvlText w:val=""/>
+      <w:lvlJc w:val="left"/>
+      <w:pPr>
+        <w:tabs>
+          <w:tab w:val="num" w:pos="720"/>
+        </w:tabs>
+        <w:ind w:left="720" w:hanging="360"/>
+      </w:pPr>
+      <w:rPr>
+        <w:rFonts w:ascii="Symbol" w:hAnsi="Symbol" w:hint="default"/>
+        <w:sz w:val="20"/>
+      </w:rPr>
+    </w:lvl>
+    <w:lvl w:ilvl="1" w:tentative="1">
+      <w:start w:val="1"/>
+      <w:numFmt w:val="bullet"/>
+      <w:lvlText w:val="o"/>
+      <w:lvlJc w:val="left"/>
+      <w:pPr>
+        <w:tabs>
+          <w:tab w:val="num" w:pos="1440"/>
+        </w:tabs>
+        <w:ind w:left="1440" w:hanging="360"/>
+      </w:pPr>
+      <w:rPr>
+        <w:rFonts w:ascii="Courier New" w:hAnsi="Courier New" w:hint="default"/>
+        <w:sz w:val="20"/>
+      </w:rPr>
+    </w:lvl>
+    <w:lvl w:ilvl="2" w:tentative="1">
+      <w:start w:val="1"/>
+      <w:numFmt w:val="bullet"/>
+      <w:lvlText w:val=""/>
+      <w:lvlJc w:val="left"/>
+      <w:pPr>
+        <w:tabs>
+          <w:tab w:val="num" w:pos="2160"/>
+        </w:tabs>
+        <w:ind w:left="2160" w:hanging="360"/>
+      </w:pPr>
+      <w:rPr>
+        <w:rFonts w:ascii="Wingdings" w:hAnsi="Wingdings" w:hint="default"/>
+        <w:sz w:val="20"/>
+      </w:rPr>
+    </w:lvl>
+    <w:lvl w:ilvl="3" w:tentative="1">
+      <w:start w:val="1"/>
+      <w:numFmt w:val="bullet"/>
+      <w:lvlText w:val=""/>
+      <w:lvlJc w:val="left"/>
+      <w:pPr>
+        <w:tabs>
+          <w:tab w:val="num" w:pos="2880"/>
+        </w:tabs>
+        <w:ind w:left="2880" w:hanging="360"/>
+      </w:pPr>
+      <w:rPr>
+        <w:rFonts w:ascii="Wingdings" w:hAnsi="Wingdings" w:hint="default"/>
+        <w:sz w:val="20"/>
+      </w:rPr>
+    </w:lvl>
+    <w:lvl w:ilvl="4" w:tentative="1">
+      <w:start w:val="1"/>
+      <w:numFmt w:val="bullet"/>
+      <w:lvlText w:val=""/>
+      <w:lvlJc w:val="left"/>
+      <w:pPr>
+        <w:tabs>
+          <w:tab w:val="num" w:pos="3600"/>
+        </w:tabs>
+        <w:ind w:left="3600" w:hanging="360"/>
+      </w:pPr>
+      <w:rPr>
+        <w:rFonts w:ascii="Wingdings" w:hAnsi="Wingdings" w:hint="default"/>
+        <w:sz w:val="20"/>
+      </w:rPr>
+    </w:lvl>
+    <w:lvl w:ilvl="5" w:tentative="1">
+      <w:start w:val="1"/>
+      <w:numFmt w:val="bullet"/>
+      <w:lvlText w:val=""/>
+      <w:lvlJc w:val="left"/>
+      <w:pPr>
+        <w:tabs>
+          <w:tab w:val="num" w:pos="4320"/>
+        </w:tabs>
+        <w:ind w:left="4320" w:hanging="360"/>
+      </w:pPr>
+      <w:rPr>
+        <w:rFonts w:ascii="Wingdings" w:hAnsi="Wingdings" w:hint="default"/>
+        <w:sz w:val="20"/>
+      </w:rPr>
+    </w:lvl>
+    <w:lvl w:ilvl="6" w:tentative="1">
+      <w:start w:val="1"/>
+      <w:numFmt w:val="bullet"/>
+      <w:lvlText w:val=""/>
+      <w:lvlJc w:val="left"/>
+      <w:pPr>
+        <w:tabs>
+          <w:tab w:val="num" w:pos="5040"/>
+        </w:tabs>
+        <w:ind w:left="5040" w:hanging="360"/>
+      </w:pPr>
+      <w:rPr>
+        <w:rFonts w:ascii="Wingdings" w:hAnsi="Wingdings" w:hint="default"/>
+        <w:sz w:val="20"/>
+      </w:rPr>
+    </w:lvl>
+    <w:lvl w:ilvl="7" w:tentative="1">
+      <w:start w:val="1"/>
+      <w:numFmt w:val="bullet"/>
+      <w:lvlText w:val=""/>
+      <w:lvlJc w:val="left"/>
+      <w:pPr>
+        <w:tabs>
+          <w:tab w:val="num" w:pos="5760"/>
+        </w:tabs>
+        <w:ind w:left="5760" w:hanging="360"/>
+      </w:pPr>
+      <w:rPr>
+        <w:rFonts w:ascii="Wingdings" w:hAnsi="Wingdings" w:hint="default"/>
+        <w:sz w:val="20"/>
+      </w:rPr>
+    </w:lvl>
+    <w:lvl w:ilvl="8" w:tentative="1">
+      <w:start w:val="1"/>
+      <w:numFmt w:val="bullet"/>
+      <w:lvlText w:val=""/>
+      <w:lvlJc w:val="left"/>
+      <w:pPr>
+        <w:tabs>
+          <w:tab w:val="num" w:pos="6480"/>
+        </w:tabs>
+        <w:ind w:left="6480" w:hanging="360"/>
+      </w:pPr>
+      <w:rPr>
+        <w:rFonts w:ascii="Wingdings" w:hAnsi="Wingdings" w:hint="default"/>
+        <w:sz w:val="20"/>
+      </w:rPr>
+    </w:lvl>
+  </w:abstractNum>
+  <w:abstractNum w:abstractNumId="9" w15:restartNumberingAfterBreak="0">
+    <w:nsid w:val="3B9B6936"/>
+    <w:multiLevelType w:val="multilevel"/>
+    <w:tmpl w:val="287C9B12"/>
+    <w:lvl w:ilvl="0">
+      <w:start w:val="1"/>
+      <w:numFmt w:val="bullet"/>
+      <w:lvlText w:val=""/>
+      <w:lvlJc w:val="left"/>
+      <w:pPr>
+        <w:tabs>
+          <w:tab w:val="num" w:pos="720"/>
+        </w:tabs>
+        <w:ind w:left="720" w:hanging="360"/>
+      </w:pPr>
+      <w:rPr>
+        <w:rFonts w:ascii="Symbol" w:hAnsi="Symbol" w:hint="default"/>
+        <w:sz w:val="20"/>
+      </w:rPr>
+    </w:lvl>
+    <w:lvl w:ilvl="1" w:tentative="1">
+      <w:start w:val="1"/>
+      <w:numFmt w:val="bullet"/>
+      <w:lvlText w:val="o"/>
+      <w:lvlJc w:val="left"/>
+      <w:pPr>
+        <w:tabs>
+          <w:tab w:val="num" w:pos="1440"/>
+        </w:tabs>
+        <w:ind w:left="1440" w:hanging="360"/>
+      </w:pPr>
+      <w:rPr>
+        <w:rFonts w:ascii="Courier New" w:hAnsi="Courier New" w:hint="default"/>
+        <w:sz w:val="20"/>
+      </w:rPr>
+    </w:lvl>
+    <w:lvl w:ilvl="2" w:tentative="1">
+      <w:start w:val="1"/>
+      <w:numFmt w:val="bullet"/>
+      <w:lvlText w:val=""/>
+      <w:lvlJc w:val="left"/>
+      <w:pPr>
+        <w:tabs>
+          <w:tab w:val="num" w:pos="2160"/>
+        </w:tabs>
+        <w:ind w:left="2160" w:hanging="360"/>
+      </w:pPr>
+      <w:rPr>
+        <w:rFonts w:ascii="Wingdings" w:hAnsi="Wingdings" w:hint="default"/>
+        <w:sz w:val="20"/>
+      </w:rPr>
+    </w:lvl>
+    <w:lvl w:ilvl="3" w:tentative="1">
+      <w:start w:val="1"/>
+      <w:numFmt w:val="bullet"/>
+      <w:lvlText w:val=""/>
+      <w:lvlJc w:val="left"/>
+      <w:pPr>
+        <w:tabs>
+          <w:tab w:val="num" w:pos="2880"/>
+        </w:tabs>
+        <w:ind w:left="2880" w:hanging="360"/>
+      </w:pPr>
+      <w:rPr>
+        <w:rFonts w:ascii="Wingdings" w:hAnsi="Wingdings" w:hint="default"/>
+        <w:sz w:val="20"/>
+      </w:rPr>
+    </w:lvl>
+    <w:lvl w:ilvl="4" w:tentative="1">
+      <w:start w:val="1"/>
+      <w:numFmt w:val="bullet"/>
+      <w:lvlText w:val=""/>
+      <w:lvlJc w:val="left"/>
+      <w:pPr>
+        <w:tabs>
+          <w:tab w:val="num" w:pos="3600"/>
+        </w:tabs>
+        <w:ind w:left="3600" w:hanging="360"/>
+      </w:pPr>
+      <w:rPr>
+        <w:rFonts w:ascii="Wingdings" w:hAnsi="Wingdings" w:hint="default"/>
+        <w:sz w:val="20"/>
+      </w:rPr>
+    </w:lvl>
+    <w:lvl w:ilvl="5" w:tentative="1">
+      <w:start w:val="1"/>
+      <w:numFmt w:val="bullet"/>
+      <w:lvlText w:val=""/>
+      <w:lvlJc w:val="left"/>
+      <w:pPr>
+        <w:tabs>
+          <w:tab w:val="num" w:pos="4320"/>
+        </w:tabs>
+        <w:ind w:left="4320" w:hanging="360"/>
+      </w:pPr>
+      <w:rPr>
+        <w:rFonts w:ascii="Wingdings" w:hAnsi="Wingdings" w:hint="default"/>
+        <w:sz w:val="20"/>
+      </w:rPr>
+    </w:lvl>
+    <w:lvl w:ilvl="6" w:tentative="1">
+      <w:start w:val="1"/>
+      <w:numFmt w:val="bullet"/>
+      <w:lvlText w:val=""/>
+      <w:lvlJc w:val="left"/>
+      <w:pPr>
+        <w:tabs>
+          <w:tab w:val="num" w:pos="5040"/>
+        </w:tabs>
+        <w:ind w:left="5040" w:hanging="360"/>
+      </w:pPr>
+      <w:rPr>
+        <w:rFonts w:ascii="Wingdings" w:hAnsi="Wingdings" w:hint="default"/>
+        <w:sz w:val="20"/>
+      </w:rPr>
+    </w:lvl>
+    <w:lvl w:ilvl="7" w:tentative="1">
+      <w:start w:val="1"/>
+      <w:numFmt w:val="bullet"/>
+      <w:lvlText w:val=""/>
+      <w:lvlJc w:val="left"/>
+      <w:pPr>
+        <w:tabs>
+          <w:tab w:val="num" w:pos="5760"/>
+        </w:tabs>
+        <w:ind w:left="5760" w:hanging="360"/>
+      </w:pPr>
+      <w:rPr>
+        <w:rFonts w:ascii="Wingdings" w:hAnsi="Wingdings" w:hint="default"/>
+        <w:sz w:val="20"/>
+      </w:rPr>
+    </w:lvl>
+    <w:lvl w:ilvl="8" w:tentative="1">
+      <w:start w:val="1"/>
+      <w:numFmt w:val="bullet"/>
+      <w:lvlText w:val=""/>
+      <w:lvlJc w:val="left"/>
+      <w:pPr>
+        <w:tabs>
+          <w:tab w:val="num" w:pos="6480"/>
+        </w:tabs>
+        <w:ind w:left="6480" w:hanging="360"/>
+      </w:pPr>
+      <w:rPr>
+        <w:rFonts w:ascii="Wingdings" w:hAnsi="Wingdings" w:hint="default"/>
+        <w:sz w:val="20"/>
+      </w:rPr>
+    </w:lvl>
+  </w:abstractNum>
+  <w:abstractNum w:abstractNumId="10" w15:restartNumberingAfterBreak="0">
+    <w:nsid w:val="3E6610DE"/>
+    <w:multiLevelType w:val="multilevel"/>
+    <w:tmpl w:val="7E30835A"/>
+    <w:lvl w:ilvl="0">
+      <w:start w:val="1"/>
+      <w:numFmt w:val="bullet"/>
+      <w:lvlText w:val=""/>
+      <w:lvlJc w:val="left"/>
+      <w:pPr>
+        <w:tabs>
+          <w:tab w:val="num" w:pos="720"/>
+        </w:tabs>
+        <w:ind w:left="720" w:hanging="360"/>
+      </w:pPr>
+      <w:rPr>
+        <w:rFonts w:ascii="Symbol" w:hAnsi="Symbol" w:hint="default"/>
+        <w:sz w:val="20"/>
+      </w:rPr>
+    </w:lvl>
+    <w:lvl w:ilvl="1" w:tentative="1">
+      <w:start w:val="1"/>
+      <w:numFmt w:val="bullet"/>
+      <w:lvlText w:val="o"/>
+      <w:lvlJc w:val="left"/>
+      <w:pPr>
+        <w:tabs>
+          <w:tab w:val="num" w:pos="1440"/>
+        </w:tabs>
+        <w:ind w:left="1440" w:hanging="360"/>
+      </w:pPr>
+      <w:rPr>
+        <w:rFonts w:ascii="Courier New" w:hAnsi="Courier New" w:hint="default"/>
+        <w:sz w:val="20"/>
+      </w:rPr>
+    </w:lvl>
+    <w:lvl w:ilvl="2" w:tentative="1">
+      <w:start w:val="1"/>
+      <w:numFmt w:val="bullet"/>
+      <w:lvlText w:val=""/>
+      <w:lvlJc w:val="left"/>
+      <w:pPr>
+        <w:tabs>
+          <w:tab w:val="num" w:pos="2160"/>
+        </w:tabs>
+        <w:ind w:left="2160" w:hanging="360"/>
+      </w:pPr>
+      <w:rPr>
+        <w:rFonts w:ascii="Wingdings" w:hAnsi="Wingdings" w:hint="default"/>
+        <w:sz w:val="20"/>
+      </w:rPr>
+    </w:lvl>
+    <w:lvl w:ilvl="3" w:tentative="1">
+      <w:start w:val="1"/>
+      <w:numFmt w:val="bullet"/>
+      <w:lvlText w:val=""/>
+      <w:lvlJc w:val="left"/>
+      <w:pPr>
+        <w:tabs>
+          <w:tab w:val="num" w:pos="2880"/>
+        </w:tabs>
+        <w:ind w:left="2880" w:hanging="360"/>
+      </w:pPr>
+      <w:rPr>
+        <w:rFonts w:ascii="Wingdings" w:hAnsi="Wingdings" w:hint="default"/>
+        <w:sz w:val="20"/>
+      </w:rPr>
+    </w:lvl>
+    <w:lvl w:ilvl="4" w:tentative="1">
+      <w:start w:val="1"/>
+      <w:numFmt w:val="bullet"/>
+      <w:lvlText w:val=""/>
+      <w:lvlJc w:val="left"/>
+      <w:pPr>
+        <w:tabs>
+          <w:tab w:val="num" w:pos="3600"/>
+        </w:tabs>
+        <w:ind w:left="3600" w:hanging="360"/>
+      </w:pPr>
+      <w:rPr>
+        <w:rFonts w:ascii="Wingdings" w:hAnsi="Wingdings" w:hint="default"/>
+        <w:sz w:val="20"/>
+      </w:rPr>
+    </w:lvl>
+    <w:lvl w:ilvl="5" w:tentative="1">
+      <w:start w:val="1"/>
+      <w:numFmt w:val="bullet"/>
+      <w:lvlText w:val=""/>
+      <w:lvlJc w:val="left"/>
+      <w:pPr>
+        <w:tabs>
+          <w:tab w:val="num" w:pos="4320"/>
+        </w:tabs>
+        <w:ind w:left="4320" w:hanging="360"/>
+      </w:pPr>
+      <w:rPr>
+        <w:rFonts w:ascii="Wingdings" w:hAnsi="Wingdings" w:hint="default"/>
+        <w:sz w:val="20"/>
+      </w:rPr>
+    </w:lvl>
+    <w:lvl w:ilvl="6" w:tentative="1">
+      <w:start w:val="1"/>
+      <w:numFmt w:val="bullet"/>
+      <w:lvlText w:val=""/>
+      <w:lvlJc w:val="left"/>
+      <w:pPr>
+        <w:tabs>
+          <w:tab w:val="num" w:pos="5040"/>
+        </w:tabs>
+        <w:ind w:left="5040" w:hanging="360"/>
+      </w:pPr>
+      <w:rPr>
+        <w:rFonts w:ascii="Wingdings" w:hAnsi="Wingdings" w:hint="default"/>
+        <w:sz w:val="20"/>
+      </w:rPr>
+    </w:lvl>
+    <w:lvl w:ilvl="7" w:tentative="1">
+      <w:start w:val="1"/>
+      <w:numFmt w:val="bullet"/>
+      <w:lvlText w:val=""/>
+      <w:lvlJc w:val="left"/>
+      <w:pPr>
+        <w:tabs>
+          <w:tab w:val="num" w:pos="5760"/>
+        </w:tabs>
+        <w:ind w:left="5760" w:hanging="360"/>
+      </w:pPr>
+      <w:rPr>
+        <w:rFonts w:ascii="Wingdings" w:hAnsi="Wingdings" w:hint="default"/>
+        <w:sz w:val="20"/>
+      </w:rPr>
+    </w:lvl>
+    <w:lvl w:ilvl="8" w:tentative="1">
+      <w:start w:val="1"/>
+      <w:numFmt w:val="bullet"/>
+      <w:lvlText w:val=""/>
+      <w:lvlJc w:val="left"/>
+      <w:pPr>
+        <w:tabs>
+          <w:tab w:val="num" w:pos="6480"/>
+        </w:tabs>
+        <w:ind w:left="6480" w:hanging="360"/>
+      </w:pPr>
+      <w:rPr>
+        <w:rFonts w:ascii="Wingdings" w:hAnsi="Wingdings" w:hint="default"/>
+        <w:sz w:val="20"/>
+      </w:rPr>
+    </w:lvl>
+  </w:abstractNum>
+  <w:abstractNum w:abstractNumId="11" w15:restartNumberingAfterBreak="0">
     <w:nsid w:val="40385A26"/>
     <w:multiLevelType w:val="multilevel"/>
     <w:tmpl w:val="5F1E946A"/>
@@ -1636,7 +2866,7 @@
       </w:rPr>
     </w:lvl>
   </w:abstractNum>
-  <w:abstractNum w:abstractNumId="3" w15:restartNumberingAfterBreak="0">
+  <w:abstractNum w:abstractNumId="12" w15:restartNumberingAfterBreak="0">
     <w:nsid w:val="42115B13"/>
     <w:multiLevelType w:val="multilevel"/>
     <w:tmpl w:val="878C79DC"/>
@@ -1785,7 +3015,7 @@
       </w:rPr>
     </w:lvl>
   </w:abstractNum>
-  <w:abstractNum w:abstractNumId="4" w15:restartNumberingAfterBreak="0">
+  <w:abstractNum w:abstractNumId="13" w15:restartNumberingAfterBreak="0">
     <w:nsid w:val="46624FEE"/>
     <w:multiLevelType w:val="multilevel"/>
     <w:tmpl w:val="5AC6BC86"/>
@@ -1934,7 +3164,305 @@
       </w:rPr>
     </w:lvl>
   </w:abstractNum>
-  <w:abstractNum w:abstractNumId="5" w15:restartNumberingAfterBreak="0">
+  <w:abstractNum w:abstractNumId="14" w15:restartNumberingAfterBreak="0">
+    <w:nsid w:val="48007787"/>
+    <w:multiLevelType w:val="multilevel"/>
+    <w:tmpl w:val="AC5E3A0A"/>
+    <w:lvl w:ilvl="0">
+      <w:start w:val="1"/>
+      <w:numFmt w:val="bullet"/>
+      <w:lvlText w:val=""/>
+      <w:lvlJc w:val="left"/>
+      <w:pPr>
+        <w:tabs>
+          <w:tab w:val="num" w:pos="720"/>
+        </w:tabs>
+        <w:ind w:left="720" w:hanging="360"/>
+      </w:pPr>
+      <w:rPr>
+        <w:rFonts w:ascii="Symbol" w:hAnsi="Symbol" w:hint="default"/>
+        <w:sz w:val="20"/>
+      </w:rPr>
+    </w:lvl>
+    <w:lvl w:ilvl="1" w:tentative="1">
+      <w:start w:val="1"/>
+      <w:numFmt w:val="bullet"/>
+      <w:lvlText w:val="o"/>
+      <w:lvlJc w:val="left"/>
+      <w:pPr>
+        <w:tabs>
+          <w:tab w:val="num" w:pos="1440"/>
+        </w:tabs>
+        <w:ind w:left="1440" w:hanging="360"/>
+      </w:pPr>
+      <w:rPr>
+        <w:rFonts w:ascii="Courier New" w:hAnsi="Courier New" w:hint="default"/>
+        <w:sz w:val="20"/>
+      </w:rPr>
+    </w:lvl>
+    <w:lvl w:ilvl="2" w:tentative="1">
+      <w:start w:val="1"/>
+      <w:numFmt w:val="bullet"/>
+      <w:lvlText w:val=""/>
+      <w:lvlJc w:val="left"/>
+      <w:pPr>
+        <w:tabs>
+          <w:tab w:val="num" w:pos="2160"/>
+        </w:tabs>
+        <w:ind w:left="2160" w:hanging="360"/>
+      </w:pPr>
+      <w:rPr>
+        <w:rFonts w:ascii="Wingdings" w:hAnsi="Wingdings" w:hint="default"/>
+        <w:sz w:val="20"/>
+      </w:rPr>
+    </w:lvl>
+    <w:lvl w:ilvl="3" w:tentative="1">
+      <w:start w:val="1"/>
+      <w:numFmt w:val="bullet"/>
+      <w:lvlText w:val=""/>
+      <w:lvlJc w:val="left"/>
+      <w:pPr>
+        <w:tabs>
+          <w:tab w:val="num" w:pos="2880"/>
+        </w:tabs>
+        <w:ind w:left="2880" w:hanging="360"/>
+      </w:pPr>
+      <w:rPr>
+        <w:rFonts w:ascii="Wingdings" w:hAnsi="Wingdings" w:hint="default"/>
+        <w:sz w:val="20"/>
+      </w:rPr>
+    </w:lvl>
+    <w:lvl w:ilvl="4" w:tentative="1">
+      <w:start w:val="1"/>
+      <w:numFmt w:val="bullet"/>
+      <w:lvlText w:val=""/>
+      <w:lvlJc w:val="left"/>
+      <w:pPr>
+        <w:tabs>
+          <w:tab w:val="num" w:pos="3600"/>
+        </w:tabs>
+        <w:ind w:left="3600" w:hanging="360"/>
+      </w:pPr>
+      <w:rPr>
+        <w:rFonts w:ascii="Wingdings" w:hAnsi="Wingdings" w:hint="default"/>
+        <w:sz w:val="20"/>
+      </w:rPr>
+    </w:lvl>
+    <w:lvl w:ilvl="5" w:tentative="1">
+      <w:start w:val="1"/>
+      <w:numFmt w:val="bullet"/>
+      <w:lvlText w:val=""/>
+      <w:lvlJc w:val="left"/>
+      <w:pPr>
+        <w:tabs>
+          <w:tab w:val="num" w:pos="4320"/>
+        </w:tabs>
+        <w:ind w:left="4320" w:hanging="360"/>
+      </w:pPr>
+      <w:rPr>
+        <w:rFonts w:ascii="Wingdings" w:hAnsi="Wingdings" w:hint="default"/>
+        <w:sz w:val="20"/>
+      </w:rPr>
+    </w:lvl>
+    <w:lvl w:ilvl="6" w:tentative="1">
+      <w:start w:val="1"/>
+      <w:numFmt w:val="bullet"/>
+      <w:lvlText w:val=""/>
+      <w:lvlJc w:val="left"/>
+      <w:pPr>
+        <w:tabs>
+          <w:tab w:val="num" w:pos="5040"/>
+        </w:tabs>
+        <w:ind w:left="5040" w:hanging="360"/>
+      </w:pPr>
+      <w:rPr>
+        <w:rFonts w:ascii="Wingdings" w:hAnsi="Wingdings" w:hint="default"/>
+        <w:sz w:val="20"/>
+      </w:rPr>
+    </w:lvl>
+    <w:lvl w:ilvl="7" w:tentative="1">
+      <w:start w:val="1"/>
+      <w:numFmt w:val="bullet"/>
+      <w:lvlText w:val=""/>
+      <w:lvlJc w:val="left"/>
+      <w:pPr>
+        <w:tabs>
+          <w:tab w:val="num" w:pos="5760"/>
+        </w:tabs>
+        <w:ind w:left="5760" w:hanging="360"/>
+      </w:pPr>
+      <w:rPr>
+        <w:rFonts w:ascii="Wingdings" w:hAnsi="Wingdings" w:hint="default"/>
+        <w:sz w:val="20"/>
+      </w:rPr>
+    </w:lvl>
+    <w:lvl w:ilvl="8" w:tentative="1">
+      <w:start w:val="1"/>
+      <w:numFmt w:val="bullet"/>
+      <w:lvlText w:val=""/>
+      <w:lvlJc w:val="left"/>
+      <w:pPr>
+        <w:tabs>
+          <w:tab w:val="num" w:pos="6480"/>
+        </w:tabs>
+        <w:ind w:left="6480" w:hanging="360"/>
+      </w:pPr>
+      <w:rPr>
+        <w:rFonts w:ascii="Wingdings" w:hAnsi="Wingdings" w:hint="default"/>
+        <w:sz w:val="20"/>
+      </w:rPr>
+    </w:lvl>
+  </w:abstractNum>
+  <w:abstractNum w:abstractNumId="15" w15:restartNumberingAfterBreak="0">
+    <w:nsid w:val="48064B67"/>
+    <w:multiLevelType w:val="multilevel"/>
+    <w:tmpl w:val="0A56C860"/>
+    <w:lvl w:ilvl="0">
+      <w:start w:val="1"/>
+      <w:numFmt w:val="bullet"/>
+      <w:lvlText w:val=""/>
+      <w:lvlJc w:val="left"/>
+      <w:pPr>
+        <w:tabs>
+          <w:tab w:val="num" w:pos="720"/>
+        </w:tabs>
+        <w:ind w:left="720" w:hanging="360"/>
+      </w:pPr>
+      <w:rPr>
+        <w:rFonts w:ascii="Symbol" w:hAnsi="Symbol" w:hint="default"/>
+        <w:sz w:val="20"/>
+      </w:rPr>
+    </w:lvl>
+    <w:lvl w:ilvl="1" w:tentative="1">
+      <w:start w:val="1"/>
+      <w:numFmt w:val="bullet"/>
+      <w:lvlText w:val="o"/>
+      <w:lvlJc w:val="left"/>
+      <w:pPr>
+        <w:tabs>
+          <w:tab w:val="num" w:pos="1440"/>
+        </w:tabs>
+        <w:ind w:left="1440" w:hanging="360"/>
+      </w:pPr>
+      <w:rPr>
+        <w:rFonts w:ascii="Courier New" w:hAnsi="Courier New" w:hint="default"/>
+        <w:sz w:val="20"/>
+      </w:rPr>
+    </w:lvl>
+    <w:lvl w:ilvl="2" w:tentative="1">
+      <w:start w:val="1"/>
+      <w:numFmt w:val="bullet"/>
+      <w:lvlText w:val=""/>
+      <w:lvlJc w:val="left"/>
+      <w:pPr>
+        <w:tabs>
+          <w:tab w:val="num" w:pos="2160"/>
+        </w:tabs>
+        <w:ind w:left="2160" w:hanging="360"/>
+      </w:pPr>
+      <w:rPr>
+        <w:rFonts w:ascii="Wingdings" w:hAnsi="Wingdings" w:hint="default"/>
+        <w:sz w:val="20"/>
+      </w:rPr>
+    </w:lvl>
+    <w:lvl w:ilvl="3" w:tentative="1">
+      <w:start w:val="1"/>
+      <w:numFmt w:val="bullet"/>
+      <w:lvlText w:val=""/>
+      <w:lvlJc w:val="left"/>
+      <w:pPr>
+        <w:tabs>
+          <w:tab w:val="num" w:pos="2880"/>
+        </w:tabs>
+        <w:ind w:left="2880" w:hanging="360"/>
+      </w:pPr>
+      <w:rPr>
+        <w:rFonts w:ascii="Wingdings" w:hAnsi="Wingdings" w:hint="default"/>
+        <w:sz w:val="20"/>
+      </w:rPr>
+    </w:lvl>
+    <w:lvl w:ilvl="4" w:tentative="1">
+      <w:start w:val="1"/>
+      <w:numFmt w:val="bullet"/>
+      <w:lvlText w:val=""/>
+      <w:lvlJc w:val="left"/>
+      <w:pPr>
+        <w:tabs>
+          <w:tab w:val="num" w:pos="3600"/>
+        </w:tabs>
+        <w:ind w:left="3600" w:hanging="360"/>
+      </w:pPr>
+      <w:rPr>
+        <w:rFonts w:ascii="Wingdings" w:hAnsi="Wingdings" w:hint="default"/>
+        <w:sz w:val="20"/>
+      </w:rPr>
+    </w:lvl>
+    <w:lvl w:ilvl="5" w:tentative="1">
+      <w:start w:val="1"/>
+      <w:numFmt w:val="bullet"/>
+      <w:lvlText w:val=""/>
+      <w:lvlJc w:val="left"/>
+      <w:pPr>
+        <w:tabs>
+          <w:tab w:val="num" w:pos="4320"/>
+        </w:tabs>
+        <w:ind w:left="4320" w:hanging="360"/>
+      </w:pPr>
+      <w:rPr>
+        <w:rFonts w:ascii="Wingdings" w:hAnsi="Wingdings" w:hint="default"/>
+        <w:sz w:val="20"/>
+      </w:rPr>
+    </w:lvl>
+    <w:lvl w:ilvl="6" w:tentative="1">
+      <w:start w:val="1"/>
+      <w:numFmt w:val="bullet"/>
+      <w:lvlText w:val=""/>
+      <w:lvlJc w:val="left"/>
+      <w:pPr>
+        <w:tabs>
+          <w:tab w:val="num" w:pos="5040"/>
+        </w:tabs>
+        <w:ind w:left="5040" w:hanging="360"/>
+      </w:pPr>
+      <w:rPr>
+        <w:rFonts w:ascii="Wingdings" w:hAnsi="Wingdings" w:hint="default"/>
+        <w:sz w:val="20"/>
+      </w:rPr>
+    </w:lvl>
+    <w:lvl w:ilvl="7" w:tentative="1">
+      <w:start w:val="1"/>
+      <w:numFmt w:val="bullet"/>
+      <w:lvlText w:val=""/>
+      <w:lvlJc w:val="left"/>
+      <w:pPr>
+        <w:tabs>
+          <w:tab w:val="num" w:pos="5760"/>
+        </w:tabs>
+        <w:ind w:left="5760" w:hanging="360"/>
+      </w:pPr>
+      <w:rPr>
+        <w:rFonts w:ascii="Wingdings" w:hAnsi="Wingdings" w:hint="default"/>
+        <w:sz w:val="20"/>
+      </w:rPr>
+    </w:lvl>
+    <w:lvl w:ilvl="8" w:tentative="1">
+      <w:start w:val="1"/>
+      <w:numFmt w:val="bullet"/>
+      <w:lvlText w:val=""/>
+      <w:lvlJc w:val="left"/>
+      <w:pPr>
+        <w:tabs>
+          <w:tab w:val="num" w:pos="6480"/>
+        </w:tabs>
+        <w:ind w:left="6480" w:hanging="360"/>
+      </w:pPr>
+      <w:rPr>
+        <w:rFonts w:ascii="Wingdings" w:hAnsi="Wingdings" w:hint="default"/>
+        <w:sz w:val="20"/>
+      </w:rPr>
+    </w:lvl>
+  </w:abstractNum>
+  <w:abstractNum w:abstractNumId="16" w15:restartNumberingAfterBreak="0">
     <w:nsid w:val="4CDA07FD"/>
     <w:multiLevelType w:val="multilevel"/>
     <w:tmpl w:val="650AB2C6"/>
@@ -2083,7 +3611,7 @@
       </w:rPr>
     </w:lvl>
   </w:abstractNum>
-  <w:abstractNum w:abstractNumId="6" w15:restartNumberingAfterBreak="0">
+  <w:abstractNum w:abstractNumId="17" w15:restartNumberingAfterBreak="0">
     <w:nsid w:val="4D236E1D"/>
     <w:multiLevelType w:val="multilevel"/>
     <w:tmpl w:val="1FF68B92"/>
@@ -2232,7 +3760,156 @@
       </w:rPr>
     </w:lvl>
   </w:abstractNum>
-  <w:abstractNum w:abstractNumId="7" w15:restartNumberingAfterBreak="0">
+  <w:abstractNum w:abstractNumId="18" w15:restartNumberingAfterBreak="0">
+    <w:nsid w:val="53BB0440"/>
+    <w:multiLevelType w:val="multilevel"/>
+    <w:tmpl w:val="5142AF20"/>
+    <w:lvl w:ilvl="0">
+      <w:start w:val="1"/>
+      <w:numFmt w:val="bullet"/>
+      <w:lvlText w:val=""/>
+      <w:lvlJc w:val="left"/>
+      <w:pPr>
+        <w:tabs>
+          <w:tab w:val="num" w:pos="720"/>
+        </w:tabs>
+        <w:ind w:left="720" w:hanging="360"/>
+      </w:pPr>
+      <w:rPr>
+        <w:rFonts w:ascii="Symbol" w:hAnsi="Symbol" w:hint="default"/>
+        <w:sz w:val="20"/>
+      </w:rPr>
+    </w:lvl>
+    <w:lvl w:ilvl="1" w:tentative="1">
+      <w:start w:val="1"/>
+      <w:numFmt w:val="bullet"/>
+      <w:lvlText w:val="o"/>
+      <w:lvlJc w:val="left"/>
+      <w:pPr>
+        <w:tabs>
+          <w:tab w:val="num" w:pos="1440"/>
+        </w:tabs>
+        <w:ind w:left="1440" w:hanging="360"/>
+      </w:pPr>
+      <w:rPr>
+        <w:rFonts w:ascii="Courier New" w:hAnsi="Courier New" w:hint="default"/>
+        <w:sz w:val="20"/>
+      </w:rPr>
+    </w:lvl>
+    <w:lvl w:ilvl="2" w:tentative="1">
+      <w:start w:val="1"/>
+      <w:numFmt w:val="bullet"/>
+      <w:lvlText w:val=""/>
+      <w:lvlJc w:val="left"/>
+      <w:pPr>
+        <w:tabs>
+          <w:tab w:val="num" w:pos="2160"/>
+        </w:tabs>
+        <w:ind w:left="2160" w:hanging="360"/>
+      </w:pPr>
+      <w:rPr>
+        <w:rFonts w:ascii="Wingdings" w:hAnsi="Wingdings" w:hint="default"/>
+        <w:sz w:val="20"/>
+      </w:rPr>
+    </w:lvl>
+    <w:lvl w:ilvl="3" w:tentative="1">
+      <w:start w:val="1"/>
+      <w:numFmt w:val="bullet"/>
+      <w:lvlText w:val=""/>
+      <w:lvlJc w:val="left"/>
+      <w:pPr>
+        <w:tabs>
+          <w:tab w:val="num" w:pos="2880"/>
+        </w:tabs>
+        <w:ind w:left="2880" w:hanging="360"/>
+      </w:pPr>
+      <w:rPr>
+        <w:rFonts w:ascii="Wingdings" w:hAnsi="Wingdings" w:hint="default"/>
+        <w:sz w:val="20"/>
+      </w:rPr>
+    </w:lvl>
+    <w:lvl w:ilvl="4" w:tentative="1">
+      <w:start w:val="1"/>
+      <w:numFmt w:val="bullet"/>
+      <w:lvlText w:val=""/>
+      <w:lvlJc w:val="left"/>
+      <w:pPr>
+        <w:tabs>
+          <w:tab w:val="num" w:pos="3600"/>
+        </w:tabs>
+        <w:ind w:left="3600" w:hanging="360"/>
+      </w:pPr>
+      <w:rPr>
+        <w:rFonts w:ascii="Wingdings" w:hAnsi="Wingdings" w:hint="default"/>
+        <w:sz w:val="20"/>
+      </w:rPr>
+    </w:lvl>
+    <w:lvl w:ilvl="5" w:tentative="1">
+      <w:start w:val="1"/>
+      <w:numFmt w:val="bullet"/>
+      <w:lvlText w:val=""/>
+      <w:lvlJc w:val="left"/>
+      <w:pPr>
+        <w:tabs>
+          <w:tab w:val="num" w:pos="4320"/>
+        </w:tabs>
+        <w:ind w:left="4320" w:hanging="360"/>
+      </w:pPr>
+      <w:rPr>
+        <w:rFonts w:ascii="Wingdings" w:hAnsi="Wingdings" w:hint="default"/>
+        <w:sz w:val="20"/>
+      </w:rPr>
+    </w:lvl>
+    <w:lvl w:ilvl="6" w:tentative="1">
+      <w:start w:val="1"/>
+      <w:numFmt w:val="bullet"/>
+      <w:lvlText w:val=""/>
+      <w:lvlJc w:val="left"/>
+      <w:pPr>
+        <w:tabs>
+          <w:tab w:val="num" w:pos="5040"/>
+        </w:tabs>
+        <w:ind w:left="5040" w:hanging="360"/>
+      </w:pPr>
+      <w:rPr>
+        <w:rFonts w:ascii="Wingdings" w:hAnsi="Wingdings" w:hint="default"/>
+        <w:sz w:val="20"/>
+      </w:rPr>
+    </w:lvl>
+    <w:lvl w:ilvl="7" w:tentative="1">
+      <w:start w:val="1"/>
+      <w:numFmt w:val="bullet"/>
+      <w:lvlText w:val=""/>
+      <w:lvlJc w:val="left"/>
+      <w:pPr>
+        <w:tabs>
+          <w:tab w:val="num" w:pos="5760"/>
+        </w:tabs>
+        <w:ind w:left="5760" w:hanging="360"/>
+      </w:pPr>
+      <w:rPr>
+        <w:rFonts w:ascii="Wingdings" w:hAnsi="Wingdings" w:hint="default"/>
+        <w:sz w:val="20"/>
+      </w:rPr>
+    </w:lvl>
+    <w:lvl w:ilvl="8" w:tentative="1">
+      <w:start w:val="1"/>
+      <w:numFmt w:val="bullet"/>
+      <w:lvlText w:val=""/>
+      <w:lvlJc w:val="left"/>
+      <w:pPr>
+        <w:tabs>
+          <w:tab w:val="num" w:pos="6480"/>
+        </w:tabs>
+        <w:ind w:left="6480" w:hanging="360"/>
+      </w:pPr>
+      <w:rPr>
+        <w:rFonts w:ascii="Wingdings" w:hAnsi="Wingdings" w:hint="default"/>
+        <w:sz w:val="20"/>
+      </w:rPr>
+    </w:lvl>
+  </w:abstractNum>
+  <w:abstractNum w:abstractNumId="19" w15:restartNumberingAfterBreak="0">
     <w:nsid w:val="5CC2502C"/>
     <w:multiLevelType w:val="hybridMultilevel"/>
     <w:tmpl w:val="B6C89524"/>
@@ -2345,7 +4022,7 @@
       </w:rPr>
     </w:lvl>
   </w:abstractNum>
-  <w:abstractNum w:abstractNumId="8" w15:restartNumberingAfterBreak="0">
+  <w:abstractNum w:abstractNumId="20" w15:restartNumberingAfterBreak="0">
     <w:nsid w:val="5DE26799"/>
     <w:multiLevelType w:val="multilevel"/>
     <w:tmpl w:val="491E9B76"/>
@@ -2494,7 +4171,7 @@
       </w:rPr>
     </w:lvl>
   </w:abstractNum>
-  <w:abstractNum w:abstractNumId="9" w15:restartNumberingAfterBreak="0">
+  <w:abstractNum w:abstractNumId="21" w15:restartNumberingAfterBreak="0">
     <w:nsid w:val="5E59470D"/>
     <w:multiLevelType w:val="hybridMultilevel"/>
     <w:tmpl w:val="ED324C50"/>
@@ -2607,7 +4284,7 @@
       </w:rPr>
     </w:lvl>
   </w:abstractNum>
-  <w:abstractNum w:abstractNumId="10" w15:restartNumberingAfterBreak="0">
+  <w:abstractNum w:abstractNumId="22" w15:restartNumberingAfterBreak="0">
     <w:nsid w:val="633F450A"/>
     <w:multiLevelType w:val="multilevel"/>
     <w:tmpl w:val="B782984A"/>
@@ -2756,7 +4433,7 @@
       </w:rPr>
     </w:lvl>
   </w:abstractNum>
-  <w:abstractNum w:abstractNumId="11" w15:restartNumberingAfterBreak="0">
+  <w:abstractNum w:abstractNumId="23" w15:restartNumberingAfterBreak="0">
     <w:nsid w:val="638364FB"/>
     <w:multiLevelType w:val="multilevel"/>
     <w:tmpl w:val="98A4360E"/>
@@ -2905,7 +4582,156 @@
       </w:rPr>
     </w:lvl>
   </w:abstractNum>
-  <w:abstractNum w:abstractNumId="12" w15:restartNumberingAfterBreak="0">
+  <w:abstractNum w:abstractNumId="24" w15:restartNumberingAfterBreak="0">
+    <w:nsid w:val="67045216"/>
+    <w:multiLevelType w:val="multilevel"/>
+    <w:tmpl w:val="AA749944"/>
+    <w:lvl w:ilvl="0">
+      <w:start w:val="1"/>
+      <w:numFmt w:val="bullet"/>
+      <w:lvlText w:val=""/>
+      <w:lvlJc w:val="left"/>
+      <w:pPr>
+        <w:tabs>
+          <w:tab w:val="num" w:pos="720"/>
+        </w:tabs>
+        <w:ind w:left="720" w:hanging="360"/>
+      </w:pPr>
+      <w:rPr>
+        <w:rFonts w:ascii="Symbol" w:hAnsi="Symbol" w:hint="default"/>
+        <w:sz w:val="20"/>
+      </w:rPr>
+    </w:lvl>
+    <w:lvl w:ilvl="1" w:tentative="1">
+      <w:start w:val="1"/>
+      <w:numFmt w:val="bullet"/>
+      <w:lvlText w:val="o"/>
+      <w:lvlJc w:val="left"/>
+      <w:pPr>
+        <w:tabs>
+          <w:tab w:val="num" w:pos="1440"/>
+        </w:tabs>
+        <w:ind w:left="1440" w:hanging="360"/>
+      </w:pPr>
+      <w:rPr>
+        <w:rFonts w:ascii="Courier New" w:hAnsi="Courier New" w:hint="default"/>
+        <w:sz w:val="20"/>
+      </w:rPr>
+    </w:lvl>
+    <w:lvl w:ilvl="2" w:tentative="1">
+      <w:start w:val="1"/>
+      <w:numFmt w:val="bullet"/>
+      <w:lvlText w:val=""/>
+      <w:lvlJc w:val="left"/>
+      <w:pPr>
+        <w:tabs>
+          <w:tab w:val="num" w:pos="2160"/>
+        </w:tabs>
+        <w:ind w:left="2160" w:hanging="360"/>
+      </w:pPr>
+      <w:rPr>
+        <w:rFonts w:ascii="Wingdings" w:hAnsi="Wingdings" w:hint="default"/>
+        <w:sz w:val="20"/>
+      </w:rPr>
+    </w:lvl>
+    <w:lvl w:ilvl="3" w:tentative="1">
+      <w:start w:val="1"/>
+      <w:numFmt w:val="bullet"/>
+      <w:lvlText w:val=""/>
+      <w:lvlJc w:val="left"/>
+      <w:pPr>
+        <w:tabs>
+          <w:tab w:val="num" w:pos="2880"/>
+        </w:tabs>
+        <w:ind w:left="2880" w:hanging="360"/>
+      </w:pPr>
+      <w:rPr>
+        <w:rFonts w:ascii="Wingdings" w:hAnsi="Wingdings" w:hint="default"/>
+        <w:sz w:val="20"/>
+      </w:rPr>
+    </w:lvl>
+    <w:lvl w:ilvl="4" w:tentative="1">
+      <w:start w:val="1"/>
+      <w:numFmt w:val="bullet"/>
+      <w:lvlText w:val=""/>
+      <w:lvlJc w:val="left"/>
+      <w:pPr>
+        <w:tabs>
+          <w:tab w:val="num" w:pos="3600"/>
+        </w:tabs>
+        <w:ind w:left="3600" w:hanging="360"/>
+      </w:pPr>
+      <w:rPr>
+        <w:rFonts w:ascii="Wingdings" w:hAnsi="Wingdings" w:hint="default"/>
+        <w:sz w:val="20"/>
+      </w:rPr>
+    </w:lvl>
+    <w:lvl w:ilvl="5" w:tentative="1">
+      <w:start w:val="1"/>
+      <w:numFmt w:val="bullet"/>
+      <w:lvlText w:val=""/>
+      <w:lvlJc w:val="left"/>
+      <w:pPr>
+        <w:tabs>
+          <w:tab w:val="num" w:pos="4320"/>
+        </w:tabs>
+        <w:ind w:left="4320" w:hanging="360"/>
+      </w:pPr>
+      <w:rPr>
+        <w:rFonts w:ascii="Wingdings" w:hAnsi="Wingdings" w:hint="default"/>
+        <w:sz w:val="20"/>
+      </w:rPr>
+    </w:lvl>
+    <w:lvl w:ilvl="6" w:tentative="1">
+      <w:start w:val="1"/>
+      <w:numFmt w:val="bullet"/>
+      <w:lvlText w:val=""/>
+      <w:lvlJc w:val="left"/>
+      <w:pPr>
+        <w:tabs>
+          <w:tab w:val="num" w:pos="5040"/>
+        </w:tabs>
+        <w:ind w:left="5040" w:hanging="360"/>
+      </w:pPr>
+      <w:rPr>
+        <w:rFonts w:ascii="Wingdings" w:hAnsi="Wingdings" w:hint="default"/>
+        <w:sz w:val="20"/>
+      </w:rPr>
+    </w:lvl>
+    <w:lvl w:ilvl="7" w:tentative="1">
+      <w:start w:val="1"/>
+      <w:numFmt w:val="bullet"/>
+      <w:lvlText w:val=""/>
+      <w:lvlJc w:val="left"/>
+      <w:pPr>
+        <w:tabs>
+          <w:tab w:val="num" w:pos="5760"/>
+        </w:tabs>
+        <w:ind w:left="5760" w:hanging="360"/>
+      </w:pPr>
+      <w:rPr>
+        <w:rFonts w:ascii="Wingdings" w:hAnsi="Wingdings" w:hint="default"/>
+        <w:sz w:val="20"/>
+      </w:rPr>
+    </w:lvl>
+    <w:lvl w:ilvl="8" w:tentative="1">
+      <w:start w:val="1"/>
+      <w:numFmt w:val="bullet"/>
+      <w:lvlText w:val=""/>
+      <w:lvlJc w:val="left"/>
+      <w:pPr>
+        <w:tabs>
+          <w:tab w:val="num" w:pos="6480"/>
+        </w:tabs>
+        <w:ind w:left="6480" w:hanging="360"/>
+      </w:pPr>
+      <w:rPr>
+        <w:rFonts w:ascii="Wingdings" w:hAnsi="Wingdings" w:hint="default"/>
+        <w:sz w:val="20"/>
+      </w:rPr>
+    </w:lvl>
+  </w:abstractNum>
+  <w:abstractNum w:abstractNumId="25" w15:restartNumberingAfterBreak="0">
     <w:nsid w:val="6B9C1BA1"/>
     <w:multiLevelType w:val="multilevel"/>
     <w:tmpl w:val="6E0E731C"/>
@@ -3054,7 +4880,7 @@
       </w:rPr>
     </w:lvl>
   </w:abstractNum>
-  <w:abstractNum w:abstractNumId="13" w15:restartNumberingAfterBreak="0">
+  <w:abstractNum w:abstractNumId="26" w15:restartNumberingAfterBreak="0">
     <w:nsid w:val="6D63419D"/>
     <w:multiLevelType w:val="multilevel"/>
     <w:tmpl w:val="E66E979E"/>
@@ -3203,46 +5029,237 @@
       </w:rPr>
     </w:lvl>
   </w:abstractNum>
+  <w:abstractNum w:abstractNumId="27" w15:restartNumberingAfterBreak="0">
+    <w:nsid w:val="71AD483C"/>
+    <w:multiLevelType w:val="multilevel"/>
+    <w:tmpl w:val="ED06BEDE"/>
+    <w:lvl w:ilvl="0">
+      <w:start w:val="1"/>
+      <w:numFmt w:val="bullet"/>
+      <w:lvlText w:val=""/>
+      <w:lvlJc w:val="left"/>
+      <w:pPr>
+        <w:tabs>
+          <w:tab w:val="num" w:pos="720"/>
+        </w:tabs>
+        <w:ind w:left="720" w:hanging="360"/>
+      </w:pPr>
+      <w:rPr>
+        <w:rFonts w:ascii="Symbol" w:hAnsi="Symbol" w:hint="default"/>
+        <w:sz w:val="20"/>
+      </w:rPr>
+    </w:lvl>
+    <w:lvl w:ilvl="1" w:tentative="1">
+      <w:start w:val="1"/>
+      <w:numFmt w:val="bullet"/>
+      <w:lvlText w:val="o"/>
+      <w:lvlJc w:val="left"/>
+      <w:pPr>
+        <w:tabs>
+          <w:tab w:val="num" w:pos="1440"/>
+        </w:tabs>
+        <w:ind w:left="1440" w:hanging="360"/>
+      </w:pPr>
+      <w:rPr>
+        <w:rFonts w:ascii="Courier New" w:hAnsi="Courier New" w:hint="default"/>
+        <w:sz w:val="20"/>
+      </w:rPr>
+    </w:lvl>
+    <w:lvl w:ilvl="2" w:tentative="1">
+      <w:start w:val="1"/>
+      <w:numFmt w:val="bullet"/>
+      <w:lvlText w:val=""/>
+      <w:lvlJc w:val="left"/>
+      <w:pPr>
+        <w:tabs>
+          <w:tab w:val="num" w:pos="2160"/>
+        </w:tabs>
+        <w:ind w:left="2160" w:hanging="360"/>
+      </w:pPr>
+      <w:rPr>
+        <w:rFonts w:ascii="Wingdings" w:hAnsi="Wingdings" w:hint="default"/>
+        <w:sz w:val="20"/>
+      </w:rPr>
+    </w:lvl>
+    <w:lvl w:ilvl="3" w:tentative="1">
+      <w:start w:val="1"/>
+      <w:numFmt w:val="bullet"/>
+      <w:lvlText w:val=""/>
+      <w:lvlJc w:val="left"/>
+      <w:pPr>
+        <w:tabs>
+          <w:tab w:val="num" w:pos="2880"/>
+        </w:tabs>
+        <w:ind w:left="2880" w:hanging="360"/>
+      </w:pPr>
+      <w:rPr>
+        <w:rFonts w:ascii="Wingdings" w:hAnsi="Wingdings" w:hint="default"/>
+        <w:sz w:val="20"/>
+      </w:rPr>
+    </w:lvl>
+    <w:lvl w:ilvl="4" w:tentative="1">
+      <w:start w:val="1"/>
+      <w:numFmt w:val="bullet"/>
+      <w:lvlText w:val=""/>
+      <w:lvlJc w:val="left"/>
+      <w:pPr>
+        <w:tabs>
+          <w:tab w:val="num" w:pos="3600"/>
+        </w:tabs>
+        <w:ind w:left="3600" w:hanging="360"/>
+      </w:pPr>
+      <w:rPr>
+        <w:rFonts w:ascii="Wingdings" w:hAnsi="Wingdings" w:hint="default"/>
+        <w:sz w:val="20"/>
+      </w:rPr>
+    </w:lvl>
+    <w:lvl w:ilvl="5" w:tentative="1">
+      <w:start w:val="1"/>
+      <w:numFmt w:val="bullet"/>
+      <w:lvlText w:val=""/>
+      <w:lvlJc w:val="left"/>
+      <w:pPr>
+        <w:tabs>
+          <w:tab w:val="num" w:pos="4320"/>
+        </w:tabs>
+        <w:ind w:left="4320" w:hanging="360"/>
+      </w:pPr>
+      <w:rPr>
+        <w:rFonts w:ascii="Wingdings" w:hAnsi="Wingdings" w:hint="default"/>
+        <w:sz w:val="20"/>
+      </w:rPr>
+    </w:lvl>
+    <w:lvl w:ilvl="6" w:tentative="1">
+      <w:start w:val="1"/>
+      <w:numFmt w:val="bullet"/>
+      <w:lvlText w:val=""/>
+      <w:lvlJc w:val="left"/>
+      <w:pPr>
+        <w:tabs>
+          <w:tab w:val="num" w:pos="5040"/>
+        </w:tabs>
+        <w:ind w:left="5040" w:hanging="360"/>
+      </w:pPr>
+      <w:rPr>
+        <w:rFonts w:ascii="Wingdings" w:hAnsi="Wingdings" w:hint="default"/>
+        <w:sz w:val="20"/>
+      </w:rPr>
+    </w:lvl>
+    <w:lvl w:ilvl="7" w:tentative="1">
+      <w:start w:val="1"/>
+      <w:numFmt w:val="bullet"/>
+      <w:lvlText w:val=""/>
+      <w:lvlJc w:val="left"/>
+      <w:pPr>
+        <w:tabs>
+          <w:tab w:val="num" w:pos="5760"/>
+        </w:tabs>
+        <w:ind w:left="5760" w:hanging="360"/>
+      </w:pPr>
+      <w:rPr>
+        <w:rFonts w:ascii="Wingdings" w:hAnsi="Wingdings" w:hint="default"/>
+        <w:sz w:val="20"/>
+      </w:rPr>
+    </w:lvl>
+    <w:lvl w:ilvl="8" w:tentative="1">
+      <w:start w:val="1"/>
+      <w:numFmt w:val="bullet"/>
+      <w:lvlText w:val=""/>
+      <w:lvlJc w:val="left"/>
+      <w:pPr>
+        <w:tabs>
+          <w:tab w:val="num" w:pos="6480"/>
+        </w:tabs>
+        <w:ind w:left="6480" w:hanging="360"/>
+      </w:pPr>
+      <w:rPr>
+        <w:rFonts w:ascii="Wingdings" w:hAnsi="Wingdings" w:hint="default"/>
+        <w:sz w:val="20"/>
+      </w:rPr>
+    </w:lvl>
+  </w:abstractNum>
   <w:num w:numId="1" w16cid:durableId="1181118013">
+    <w:abstractNumId w:val="25"/>
+  </w:num>
+  <w:num w:numId="2" w16cid:durableId="87045579">
+    <w:abstractNumId w:val="23"/>
+  </w:num>
+  <w:num w:numId="3" w16cid:durableId="1210798383">
+    <w:abstractNumId w:val="20"/>
+  </w:num>
+  <w:num w:numId="4" w16cid:durableId="1732970120">
+    <w:abstractNumId w:val="17"/>
+  </w:num>
+  <w:num w:numId="5" w16cid:durableId="1912545957">
+    <w:abstractNumId w:val="16"/>
+  </w:num>
+  <w:num w:numId="6" w16cid:durableId="394475438">
+    <w:abstractNumId w:val="11"/>
+  </w:num>
+  <w:num w:numId="7" w16cid:durableId="650404837">
     <w:abstractNumId w:val="12"/>
   </w:num>
-  <w:num w:numId="2" w16cid:durableId="87045579">
-    <w:abstractNumId w:val="11"/>
+  <w:num w:numId="8" w16cid:durableId="572391856">
+    <w:abstractNumId w:val="2"/>
   </w:num>
-  <w:num w:numId="3" w16cid:durableId="1210798383">
+  <w:num w:numId="9" w16cid:durableId="2071491885">
+    <w:abstractNumId w:val="26"/>
+  </w:num>
+  <w:num w:numId="10" w16cid:durableId="921069110">
+    <w:abstractNumId w:val="4"/>
+  </w:num>
+  <w:num w:numId="11" w16cid:durableId="1733848242">
+    <w:abstractNumId w:val="22"/>
+  </w:num>
+  <w:num w:numId="12" w16cid:durableId="1750232857">
+    <w:abstractNumId w:val="13"/>
+  </w:num>
+  <w:num w:numId="13" w16cid:durableId="816803102">
+    <w:abstractNumId w:val="21"/>
+  </w:num>
+  <w:num w:numId="14" w16cid:durableId="2033724988">
+    <w:abstractNumId w:val="19"/>
+  </w:num>
+  <w:num w:numId="15" w16cid:durableId="399519428">
+    <w:abstractNumId w:val="24"/>
+  </w:num>
+  <w:num w:numId="16" w16cid:durableId="171260035">
+    <w:abstractNumId w:val="14"/>
+  </w:num>
+  <w:num w:numId="17" w16cid:durableId="530383136">
+    <w:abstractNumId w:val="5"/>
+  </w:num>
+  <w:num w:numId="18" w16cid:durableId="157959527">
+    <w:abstractNumId w:val="18"/>
+  </w:num>
+  <w:num w:numId="19" w16cid:durableId="1582060654">
     <w:abstractNumId w:val="8"/>
   </w:num>
-  <w:num w:numId="4" w16cid:durableId="1732970120">
+  <w:num w:numId="20" w16cid:durableId="1065183669">
+    <w:abstractNumId w:val="15"/>
+  </w:num>
+  <w:num w:numId="21" w16cid:durableId="6714285">
+    <w:abstractNumId w:val="3"/>
+  </w:num>
+  <w:num w:numId="22" w16cid:durableId="1073283763">
+    <w:abstractNumId w:val="0"/>
+  </w:num>
+  <w:num w:numId="23" w16cid:durableId="1261834751">
+    <w:abstractNumId w:val="9"/>
+  </w:num>
+  <w:num w:numId="24" w16cid:durableId="2113940255">
+    <w:abstractNumId w:val="1"/>
+  </w:num>
+  <w:num w:numId="25" w16cid:durableId="1912807056">
+    <w:abstractNumId w:val="27"/>
+  </w:num>
+  <w:num w:numId="26" w16cid:durableId="291332810">
     <w:abstractNumId w:val="6"/>
   </w:num>
-  <w:num w:numId="5" w16cid:durableId="1912545957">
-    <w:abstractNumId w:val="5"/>
-  </w:num>
-  <w:num w:numId="6" w16cid:durableId="394475438">
-    <w:abstractNumId w:val="2"/>
-  </w:num>
-  <w:num w:numId="7" w16cid:durableId="650404837">
-    <w:abstractNumId w:val="3"/>
-  </w:num>
-  <w:num w:numId="8" w16cid:durableId="572391856">
-    <w:abstractNumId w:val="0"/>
-  </w:num>
-  <w:num w:numId="9" w16cid:durableId="2071491885">
-    <w:abstractNumId w:val="13"/>
-  </w:num>
-  <w:num w:numId="10" w16cid:durableId="921069110">
-    <w:abstractNumId w:val="1"/>
-  </w:num>
-  <w:num w:numId="11" w16cid:durableId="1733848242">
+  <w:num w:numId="27" w16cid:durableId="1526359134">
     <w:abstractNumId w:val="10"/>
   </w:num>
-  <w:num w:numId="12" w16cid:durableId="1750232857">
-    <w:abstractNumId w:val="4"/>
-  </w:num>
-  <w:num w:numId="13" w16cid:durableId="816803102">
-    <w:abstractNumId w:val="9"/>
-  </w:num>
-  <w:num w:numId="14" w16cid:durableId="2033724988">
+  <w:num w:numId="28" w16cid:durableId="1269315881">
     <w:abstractNumId w:val="7"/>
   </w:num>
 </w:numbering>
